--- a/EXPORTS/DOCX/published/niveau1/English/DoingResearch.docx
+++ b/EXPORTS/DOCX/published/niveau1/English/DoingResearch.docx
@@ -378,9 +378,19 @@
             <w:rPr>
               <w:rStyle w:val="Hyperlink"/>
             </w:rPr>
-            <w:t>of</w:t>
+            <w:t>o</w:t>
           </w:r>
         </w:hyperlink>
+      </w:r>
+      <w:r>
+        <w:rPr>
+          <w:rFonts w:ascii="Charis SIL Italic" w:hAnsi="Charis SIL Italic" w:eastAsia="Charis SIL Italic"/>
+          <w:b w:val="0"/>
+          <w:i/>
+          <w:color w:val="0000FF"/>
+          <w:sz w:val="24"/>
+        </w:rPr>
+        <w:t>f</w:t>
       </w:r>
       <w:r>
         <w:rPr>
@@ -418,6 +428,7 @@
           <w:i/>
           <w:color w:val="0000FF"/>
           <w:sz w:val="24"/>
+          <w:u w:val="single"/>
         </w:rPr>
         <w:t xml:space="preserve"> </w:t>
       </w:r>
@@ -580,27 +591,15 @@
           <w:i/>
           <w:color w:val="0000FF"/>
           <w:sz w:val="24"/>
-          <w:u w:val="single"/>
         </w:rPr>
         <w:hyperlink r:id="rId9" w:history="1">
           <w:r>
             <w:rPr>
               <w:rStyle w:val="Hyperlink"/>
             </w:rPr>
-            <w:t>colonial</w:t>
+            <w:t xml:space="preserve">colonial </w:t>
           </w:r>
         </w:hyperlink>
-      </w:r>
-      <w:r>
-        <w:rPr>
-          <w:rFonts w:ascii="Charis SIL Italic" w:hAnsi="Charis SIL Italic" w:eastAsia="Charis SIL Italic"/>
-          <w:b w:val="0"/>
-          <w:i/>
-          <w:color w:val="0000FF"/>
-          <w:sz w:val="24"/>
-          <w:u w:val="single"/>
-        </w:rPr>
-        <w:t xml:space="preserve"> </w:t>
       </w:r>
       <w:r>
         <w:rPr>
@@ -712,7 +711,7 @@
           <w:sz w:val="24"/>
           <w:u w:val="single"/>
         </w:rPr>
-        <w:hyperlink r:id="rId9" w:history="1">
+        <w:hyperlink r:id="rId10" w:history="1">
           <w:r>
             <w:rPr>
               <w:rStyle w:val="Hyperlink"/>
@@ -730,12 +729,124 @@
           <w:sz w:val="24"/>
           <w:u w:val="single"/>
         </w:rPr>
+        <w:hyperlink r:id="rId10" w:history="1">
+          <w:r>
+            <w:rPr>
+              <w:rStyle w:val="Hyperlink"/>
+            </w:rPr>
+            <w:t>c</w:t>
+          </w:r>
+        </w:hyperlink>
+      </w:r>
+      <w:r>
+        <w:rPr>
+          <w:rFonts w:ascii="Charis SIL Italic" w:hAnsi="Charis SIL Italic" w:eastAsia="Charis SIL Italic"/>
+          <w:b w:val="0"/>
+          <w:i/>
+          <w:color w:val="0000FF"/>
+          <w:sz w:val="24"/>
+          <w:u w:val="single"/>
+        </w:rPr>
+        <w:hyperlink r:id="rId10" w:history="1">
+          <w:r>
+            <w:rPr>
+              <w:rStyle w:val="Hyperlink"/>
+            </w:rPr>
+            <w:t>e</w:t>
+          </w:r>
+        </w:hyperlink>
+      </w:r>
+      <w:r>
+        <w:rPr>
+          <w:rFonts w:ascii="Charis SIL Italic" w:hAnsi="Charis SIL Italic" w:eastAsia="Charis SIL Italic"/>
+          <w:b w:val="0"/>
+          <w:i/>
+          <w:color w:val="0000FF"/>
+          <w:sz w:val="24"/>
+          <w:u w:val="single"/>
+        </w:rPr>
+        <w:t xml:space="preserve"> </w:t>
+      </w:r>
+      <w:r>
+        <w:rPr>
+          <w:rFonts w:ascii="Charis SIL Italic" w:hAnsi="Charis SIL Italic" w:eastAsia="Charis SIL Italic"/>
+          <w:b w:val="0"/>
+          <w:i/>
+          <w:color w:val="0000FF"/>
+          <w:sz w:val="24"/>
+          <w:u w:val="single"/>
+        </w:rPr>
         <w:hyperlink r:id="rId9" w:history="1">
           <w:r>
             <w:rPr>
               <w:rStyle w:val="Hyperlink"/>
             </w:rPr>
-            <w:t>c</w:t>
+            <w:t>r</w:t>
+          </w:r>
+        </w:hyperlink>
+      </w:r>
+      <w:r>
+        <w:rPr>
+          <w:rFonts w:ascii="Charis SIL Italic" w:hAnsi="Charis SIL Italic" w:eastAsia="Charis SIL Italic"/>
+          <w:b w:val="0"/>
+          <w:i/>
+          <w:color w:val="0000FF"/>
+          <w:sz w:val="24"/>
+          <w:u w:val="single"/>
+        </w:rPr>
+        <w:hyperlink r:id="rId9" w:history="1">
+          <w:r>
+            <w:rPr>
+              <w:rStyle w:val="Hyperlink"/>
+            </w:rPr>
+            <w:t>esearch</w:t>
+          </w:r>
+        </w:hyperlink>
+      </w:r>
+      <w:r>
+        <w:rPr>
+          <w:rFonts w:ascii="Charis SIL Italic" w:hAnsi="Charis SIL Italic" w:eastAsia="Charis SIL Italic"/>
+          <w:b w:val="0"/>
+          <w:i/>
+          <w:color w:val="0000FF"/>
+          <w:sz w:val="24"/>
+          <w:u w:val="single"/>
+        </w:rPr>
+        <w:t xml:space="preserve"> </w:t>
+      </w:r>
+      <w:r>
+        <w:rPr>
+          <w:rFonts w:ascii="Charis SIL Italic" w:hAnsi="Charis SIL Italic" w:eastAsia="Charis SIL Italic"/>
+          <w:b w:val="0"/>
+          <w:i/>
+          <w:color w:val="0000FF"/>
+          <w:sz w:val="24"/>
+          <w:u w:val="single"/>
+        </w:rPr>
+        <w:hyperlink r:id="rId9" w:history="1">
+          <w:r>
+            <w:rPr>
+              <w:rStyle w:val="Hyperlink"/>
+            </w:rPr>
+            <w:t xml:space="preserve">into </w:t>
+          </w:r>
+        </w:hyperlink>
+      </w:r>
+      <w:r>
+        <w:rPr>
+          <w:rFonts w:ascii="Charis SIL Italic" w:hAnsi="Charis SIL Italic" w:eastAsia="Charis SIL Italic"/>
+          <w:b w:val="0"/>
+          <w:i/>
+          <w:color w:val="0000FF"/>
+          <w:sz w:val="24"/>
+          <w:u w:val="single"/>
+        </w:rPr>
+        <w:hyperlink r:id="rId9" w:history="1">
+          <w:r>
+            <w:rPr>
+              <w:rStyle w:val="Hyperlink"/>
+            </w:rPr>
+            <w:t>coll</w:t>
           </w:r>
         </w:hyperlink>
       </w:r>
@@ -766,118 +877,6 @@
           <w:sz w:val="24"/>
           <w:u w:val="single"/>
         </w:rPr>
-        <w:t xml:space="preserve"> </w:t>
-      </w:r>
-      <w:r>
-        <w:rPr>
-          <w:rFonts w:ascii="Charis SIL Italic" w:hAnsi="Charis SIL Italic" w:eastAsia="Charis SIL Italic"/>
-          <w:b w:val="0"/>
-          <w:i/>
-          <w:color w:val="0000FF"/>
-          <w:sz w:val="24"/>
-          <w:u w:val="single"/>
-        </w:rPr>
-        <w:hyperlink r:id="rId10" w:history="1">
-          <w:r>
-            <w:rPr>
-              <w:rStyle w:val="Hyperlink"/>
-            </w:rPr>
-            <w:t>r</w:t>
-          </w:r>
-        </w:hyperlink>
-      </w:r>
-      <w:r>
-        <w:rPr>
-          <w:rFonts w:ascii="Charis SIL Italic" w:hAnsi="Charis SIL Italic" w:eastAsia="Charis SIL Italic"/>
-          <w:b w:val="0"/>
-          <w:i/>
-          <w:color w:val="0000FF"/>
-          <w:sz w:val="24"/>
-          <w:u w:val="single"/>
-        </w:rPr>
-        <w:hyperlink r:id="rId10" w:history="1">
-          <w:r>
-            <w:rPr>
-              <w:rStyle w:val="Hyperlink"/>
-            </w:rPr>
-            <w:t>esearch</w:t>
-          </w:r>
-        </w:hyperlink>
-      </w:r>
-      <w:r>
-        <w:rPr>
-          <w:rFonts w:ascii="Charis SIL Italic" w:hAnsi="Charis SIL Italic" w:eastAsia="Charis SIL Italic"/>
-          <w:b w:val="0"/>
-          <w:i/>
-          <w:color w:val="0000FF"/>
-          <w:sz w:val="24"/>
-          <w:u w:val="single"/>
-        </w:rPr>
-        <w:t xml:space="preserve"> </w:t>
-      </w:r>
-      <w:r>
-        <w:rPr>
-          <w:rFonts w:ascii="Charis SIL Italic" w:hAnsi="Charis SIL Italic" w:eastAsia="Charis SIL Italic"/>
-          <w:b w:val="0"/>
-          <w:i/>
-          <w:color w:val="0000FF"/>
-          <w:sz w:val="24"/>
-          <w:u w:val="single"/>
-        </w:rPr>
-        <w:hyperlink r:id="rId9" w:history="1">
-          <w:r>
-            <w:rPr>
-              <w:rStyle w:val="Hyperlink"/>
-            </w:rPr>
-            <w:t xml:space="preserve">into </w:t>
-          </w:r>
-        </w:hyperlink>
-      </w:r>
-      <w:r>
-        <w:rPr>
-          <w:rFonts w:ascii="Charis SIL Italic" w:hAnsi="Charis SIL Italic" w:eastAsia="Charis SIL Italic"/>
-          <w:b w:val="0"/>
-          <w:i/>
-          <w:color w:val="0000FF"/>
-          <w:sz w:val="24"/>
-          <w:u w:val="single"/>
-        </w:rPr>
-        <w:hyperlink r:id="rId9" w:history="1">
-          <w:r>
-            <w:rPr>
-              <w:rStyle w:val="Hyperlink"/>
-            </w:rPr>
-            <w:t>coll</w:t>
-          </w:r>
-        </w:hyperlink>
-      </w:r>
-      <w:r>
-        <w:rPr>
-          <w:rFonts w:ascii="Charis SIL Italic" w:hAnsi="Charis SIL Italic" w:eastAsia="Charis SIL Italic"/>
-          <w:b w:val="0"/>
-          <w:i/>
-          <w:color w:val="0000FF"/>
-          <w:sz w:val="24"/>
-          <w:u w:val="single"/>
-        </w:rPr>
-        <w:hyperlink r:id="rId9" w:history="1">
-          <w:r>
-            <w:rPr>
-              <w:rStyle w:val="Hyperlink"/>
-            </w:rPr>
-            <w:t>e</w:t>
-          </w:r>
-        </w:hyperlink>
-      </w:r>
-      <w:r>
-        <w:rPr>
-          <w:rFonts w:ascii="Charis SIL Italic" w:hAnsi="Charis SIL Italic" w:eastAsia="Charis SIL Italic"/>
-          <w:b w:val="0"/>
-          <w:i/>
-          <w:color w:val="0000FF"/>
-          <w:sz w:val="24"/>
-          <w:u w:val="single"/>
-        </w:rPr>
         <w:hyperlink r:id="rId9" w:history="1">
           <w:r>
             <w:rPr>
@@ -975,7 +974,7 @@
           <w:sz w:val="24"/>
           <w:u w:val="single"/>
         </w:rPr>
-        <w:hyperlink r:id="rId9" w:history="1">
+        <w:hyperlink r:id="rId10" w:history="1">
           <w:r>
             <w:rPr>
               <w:rStyle w:val="Hyperlink"/>
@@ -993,7 +992,7 @@
           <w:sz w:val="24"/>
           <w:u w:val="single"/>
         </w:rPr>
-        <w:hyperlink r:id="rId9" w:history="1">
+        <w:hyperlink r:id="rId10" w:history="1">
           <w:r>
             <w:rPr>
               <w:rStyle w:val="Hyperlink"/>
@@ -1022,7 +1021,7 @@
           <w:sz w:val="24"/>
           <w:u w:val="single"/>
         </w:rPr>
-        <w:hyperlink r:id="rId9" w:history="1">
+        <w:hyperlink r:id="rId10" w:history="1">
           <w:r>
             <w:rPr>
               <w:rStyle w:val="Hyperlink"/>
@@ -1051,7 +1050,7 @@
           <w:sz w:val="24"/>
           <w:u w:val="single"/>
         </w:rPr>
-        <w:hyperlink r:id="rId10" w:history="1">
+        <w:hyperlink r:id="rId9" w:history="1">
           <w:r>
             <w:rPr>
               <w:rStyle w:val="Hyperlink"/>
@@ -1080,7 +1079,7 @@
           <w:sz w:val="24"/>
           <w:u w:val="single"/>
         </w:rPr>
-        <w:hyperlink r:id="rId10" w:history="1">
+        <w:hyperlink r:id="rId9" w:history="1">
           <w:r>
             <w:rPr>
               <w:rStyle w:val="Hyperlink"/>
@@ -1218,57 +1217,13 @@
       </w:r>
       <w:r>
         <w:rPr>
-          <w:u w:val="single" w:color="0000ff"/>
           <w:rFonts w:ascii="Charis SIL Regular" w:hAnsi="Charis SIL Regular" w:eastAsia="Charis SIL Regular"/>
           <w:b w:val="0"/>
           <w:i w:val="0"/>
           <w:color w:val="000000"/>
           <w:sz w:val="24"/>
         </w:rPr>
-        <w:hyperlink r:id="rId10" w:history="1">
-          <w:r>
-            <w:rPr>
-              <w:rStyle w:val="Hyperlink"/>
-            </w:rPr>
-            <w:t>Other rele</w:t>
-          </w:r>
-        </w:hyperlink>
-      </w:r>
-      <w:r>
-        <w:rPr>
-          <w:u w:val="single" w:color="0000ff"/>
-          <w:rFonts w:ascii="Charis SIL Regular" w:hAnsi="Charis SIL Regular" w:eastAsia="Charis SIL Regular"/>
-          <w:b w:val="0"/>
-          <w:i w:val="0"/>
-          <w:color w:val="000000"/>
-          <w:sz w:val="24"/>
-        </w:rPr>
-        <w:hyperlink r:id="rId10" w:history="1">
-          <w:r>
-            <w:rPr>
-              <w:rStyle w:val="Hyperlink"/>
-            </w:rPr>
-            <w:t xml:space="preserve">vant </w:t>
-          </w:r>
-        </w:hyperlink>
-      </w:r>
-      <w:r>
-        <w:rPr>
-          <w:u w:val="single" w:color="0000ff"/>
-          <w:rFonts w:ascii="Charis SIL Regular" w:hAnsi="Charis SIL Regular" w:eastAsia="Charis SIL Regular"/>
-          <w:b w:val="0"/>
-          <w:i w:val="0"/>
-          <w:color w:val="000000"/>
-          <w:sz w:val="24"/>
-        </w:rPr>
-        <w:hyperlink r:id="rId10" w:history="1">
-          <w:r>
-            <w:rPr>
-              <w:rStyle w:val="Hyperlink"/>
-            </w:rPr>
-            <w:t>re</w:t>
-          </w:r>
-        </w:hyperlink>
+        <w:t>Other relevant re</w:t>
       </w:r>
       <w:r>
         <w:rPr>
@@ -2478,7 +2433,7 @@
           <w:sz w:val="24"/>
           <w:u w:val="single"/>
         </w:rPr>
-        <w:hyperlink r:id="rId12" w:history="1">
+        <w:hyperlink r:id="rId13" w:history="1">
           <w:r>
             <w:rPr>
               <w:rStyle w:val="Hyperlink"/>
@@ -3370,103 +3325,8 @@
           <w:i/>
           <w:color w:val="0000FF"/>
           <w:sz w:val="24"/>
-          <w:u w:val="single"/>
-        </w:rPr>
-        <w:hyperlink r:id="rId15" w:history="1">
-          <w:r>
-            <w:rPr>
-              <w:rStyle w:val="Hyperlink"/>
-            </w:rPr>
-            <w:t>cultural</w:t>
-          </w:r>
-        </w:hyperlink>
-      </w:r>
-      <w:r>
-        <w:rPr>
-          <w:rFonts w:ascii="Charis SIL Italic" w:hAnsi="Charis SIL Italic" w:eastAsia="Charis SIL Italic"/>
-          <w:b w:val="0"/>
-          <w:i/>
-          <w:color w:val="0000FF"/>
-          <w:sz w:val="24"/>
-          <w:u w:val="single"/>
-        </w:rPr>
-        <w:t xml:space="preserve"> </w:t>
-      </w:r>
-      <w:r>
-        <w:rPr>
-          <w:rFonts w:ascii="Charis SIL Italic" w:hAnsi="Charis SIL Italic" w:eastAsia="Charis SIL Italic"/>
-          <w:b w:val="0"/>
-          <w:i/>
-          <w:color w:val="0000FF"/>
-          <w:sz w:val="24"/>
-          <w:u w:val="single"/>
-        </w:rPr>
-        <w:hyperlink r:id="rId15" w:history="1">
-          <w:r>
-            <w:rPr>
-              <w:rStyle w:val="Hyperlink"/>
-            </w:rPr>
-            <w:t>objects</w:t>
-          </w:r>
-        </w:hyperlink>
-      </w:r>
-      <w:r>
-        <w:rPr>
-          <w:rFonts w:ascii="Charis SIL Italic" w:hAnsi="Charis SIL Italic" w:eastAsia="Charis SIL Italic"/>
-          <w:b w:val="0"/>
-          <w:i/>
-          <w:color w:val="0000FF"/>
-          <w:sz w:val="24"/>
-          <w:u w:val="single"/>
-        </w:rPr>
-        <w:t xml:space="preserve"> </w:t>
-      </w:r>
-      <w:r>
-        <w:rPr>
-          <w:rFonts w:ascii="Charis SIL Italic" w:hAnsi="Charis SIL Italic" w:eastAsia="Charis SIL Italic"/>
-          <w:b w:val="0"/>
-          <w:i/>
-          <w:color w:val="0000FF"/>
-          <w:sz w:val="24"/>
-          <w:u w:val="single"/>
-        </w:rPr>
-        <w:hyperlink r:id="rId15" w:history="1">
-          <w:r>
-            <w:rPr>
-              <w:rStyle w:val="Hyperlink"/>
-            </w:rPr>
-            <w:t>and</w:t>
-          </w:r>
-        </w:hyperlink>
-      </w:r>
-      <w:r>
-        <w:rPr>
-          <w:rFonts w:ascii="Charis SIL Italic" w:hAnsi="Charis SIL Italic" w:eastAsia="Charis SIL Italic"/>
-          <w:b w:val="0"/>
-          <w:i/>
-          <w:color w:val="0000FF"/>
-          <w:sz w:val="24"/>
-          <w:u w:val="single"/>
-        </w:rPr>
-        <w:t xml:space="preserve"> </w:t>
-      </w:r>
-      <w:r>
-        <w:rPr>
-          <w:rFonts w:ascii="Charis SIL Italic" w:hAnsi="Charis SIL Italic" w:eastAsia="Charis SIL Italic"/>
-          <w:b w:val="0"/>
-          <w:i/>
-          <w:color w:val="0000FF"/>
-          <w:sz w:val="24"/>
-          <w:u w:val="single"/>
-        </w:rPr>
-        <w:hyperlink r:id="rId15" w:history="1">
-          <w:r>
-            <w:rPr>
-              <w:rStyle w:val="Hyperlink"/>
-            </w:rPr>
-            <w:t>collections</w:t>
-          </w:r>
-        </w:hyperlink>
+        </w:rPr>
+        <w:t>cultural objects and collections</w:t>
       </w:r>
       <w:r>
         <w:rPr>

--- a/EXPORTS/DOCX/published/niveau1/English/DoingResearch.docx
+++ b/EXPORTS/DOCX/published/niveau1/English/DoingResearch.docx
@@ -338,7 +338,7 @@
             <w:rPr>
               <w:rStyle w:val="Hyperlink"/>
             </w:rPr>
-            <w:t>significanc</w:t>
+            <w:t>significan</w:t>
           </w:r>
         </w:hyperlink>
       </w:r>
@@ -349,36 +349,13 @@
           <w:i/>
           <w:color w:val="0000FF"/>
           <w:sz w:val="24"/>
-          <w:u w:val="single"/>
-        </w:rPr>
-        <w:t>e</w:t>
-      </w:r>
-      <w:r>
-        <w:rPr>
-          <w:rFonts w:ascii="Charis SIL Italic" w:hAnsi="Charis SIL Italic" w:eastAsia="Charis SIL Italic"/>
-          <w:b w:val="0"/>
-          <w:i/>
-          <w:color w:val="0000FF"/>
-          <w:sz w:val="24"/>
-          <w:u w:val="single"/>
-        </w:rPr>
-        <w:t xml:space="preserve"> </w:t>
-      </w:r>
-      <w:r>
-        <w:rPr>
-          <w:rFonts w:ascii="Charis SIL Italic" w:hAnsi="Charis SIL Italic" w:eastAsia="Charis SIL Italic"/>
-          <w:b w:val="0"/>
-          <w:i/>
-          <w:color w:val="0000FF"/>
-          <w:sz w:val="24"/>
-          <w:u w:val="single"/>
         </w:rPr>
         <w:hyperlink r:id="rId9" w:history="1">
           <w:r>
             <w:rPr>
               <w:rStyle w:val="Hyperlink"/>
             </w:rPr>
-            <w:t>o</w:t>
+            <w:t>c</w:t>
           </w:r>
         </w:hyperlink>
       </w:r>
@@ -390,7 +367,36 @@
           <w:color w:val="0000FF"/>
           <w:sz w:val="24"/>
         </w:rPr>
-        <w:t>f</w:t>
+        <w:t>e</w:t>
+      </w:r>
+      <w:r>
+        <w:rPr>
+          <w:rFonts w:ascii="Charis SIL Italic" w:hAnsi="Charis SIL Italic" w:eastAsia="Charis SIL Italic"/>
+          <w:b w:val="0"/>
+          <w:i/>
+          <w:color w:val="0000FF"/>
+          <w:sz w:val="24"/>
+          <w:u w:val="single"/>
+        </w:rPr>
+        <w:t xml:space="preserve"> </w:t>
+      </w:r>
+      <w:r>
+        <w:rPr>
+          <w:rFonts w:ascii="Charis SIL Italic" w:hAnsi="Charis SIL Italic" w:eastAsia="Charis SIL Italic"/>
+          <w:b w:val="0"/>
+          <w:i/>
+          <w:color w:val="0000FF"/>
+          <w:sz w:val="24"/>
+          <w:u w:val="single"/>
+        </w:rPr>
+        <w:hyperlink r:id="rId9" w:history="1">
+          <w:r>
+            <w:rPr>
+              <w:rStyle w:val="Hyperlink"/>
+            </w:rPr>
+            <w:t>of</w:t>
+          </w:r>
+        </w:hyperlink>
       </w:r>
       <w:r>
         <w:rPr>
@@ -591,15 +597,27 @@
           <w:i/>
           <w:color w:val="0000FF"/>
           <w:sz w:val="24"/>
+          <w:u w:val="single"/>
         </w:rPr>
         <w:hyperlink r:id="rId9" w:history="1">
           <w:r>
             <w:rPr>
               <w:rStyle w:val="Hyperlink"/>
             </w:rPr>
-            <w:t xml:space="preserve">colonial </w:t>
+            <w:t>colonial</w:t>
           </w:r>
         </w:hyperlink>
+      </w:r>
+      <w:r>
+        <w:rPr>
+          <w:rFonts w:ascii="Charis SIL Italic" w:hAnsi="Charis SIL Italic" w:eastAsia="Charis SIL Italic"/>
+          <w:b w:val="0"/>
+          <w:i/>
+          <w:color w:val="0000FF"/>
+          <w:sz w:val="24"/>
+          <w:u w:val="single"/>
+        </w:rPr>
+        <w:t xml:space="preserve"> </w:t>
       </w:r>
       <w:r>
         <w:rPr>
@@ -700,7 +718,86 @@
           <w:color w:val="000000"/>
           <w:sz w:val="24"/>
         </w:rPr>
-        <w:t xml:space="preserve">e publication </w:t>
+        <w:hyperlink r:id="rId9" w:history="1">
+          <w:r>
+            <w:rPr>
+              <w:rStyle w:val="Hyperlink"/>
+            </w:rPr>
+            <w:t>e</w:t>
+          </w:r>
+        </w:hyperlink>
+      </w:r>
+      <w:r>
+        <w:rPr>
+          <w:u w:val="single" w:color="0000ff"/>
+          <w:rFonts w:ascii="Charis SIL Regular" w:hAnsi="Charis SIL Regular" w:eastAsia="Charis SIL Regular"/>
+          <w:b w:val="0"/>
+          <w:i w:val="0"/>
+          <w:color w:val="000000"/>
+          <w:sz w:val="24"/>
+        </w:rPr>
+        <w:hyperlink r:id="rId9" w:history="1">
+          <w:r>
+            <w:rPr>
+              <w:rStyle w:val="Hyperlink"/>
+            </w:rPr>
+            <w:t xml:space="preserve"> publi</w:t>
+          </w:r>
+        </w:hyperlink>
+      </w:r>
+      <w:r>
+        <w:rPr>
+          <w:u w:val="single" w:color="0000ff"/>
+          <w:rFonts w:ascii="Charis SIL Regular" w:hAnsi="Charis SIL Regular" w:eastAsia="Charis SIL Regular"/>
+          <w:b w:val="0"/>
+          <w:i w:val="0"/>
+          <w:color w:val="000000"/>
+          <w:sz w:val="24"/>
+        </w:rPr>
+        <w:hyperlink r:id="rId9" w:history="1">
+          <w:r>
+            <w:rPr>
+              <w:rStyle w:val="Hyperlink"/>
+            </w:rPr>
+            <w:t>c</w:t>
+          </w:r>
+        </w:hyperlink>
+      </w:r>
+      <w:r>
+        <w:rPr>
+          <w:u w:val="single" w:color="0000ff"/>
+          <w:rFonts w:ascii="Charis SIL Regular" w:hAnsi="Charis SIL Regular" w:eastAsia="Charis SIL Regular"/>
+          <w:b w:val="0"/>
+          <w:i w:val="0"/>
+          <w:color w:val="000000"/>
+          <w:sz w:val="24"/>
+        </w:rPr>
+        <w:hyperlink r:id="rId9" w:history="1">
+          <w:r>
+            <w:rPr>
+              <w:rStyle w:val="Hyperlink"/>
+            </w:rPr>
+            <w:t>atio</w:t>
+          </w:r>
+        </w:hyperlink>
+      </w:r>
+      <w:r>
+        <w:rPr>
+          <w:u w:val="single" w:color="0000ff"/>
+          <w:rFonts w:ascii="Charis SIL Regular" w:hAnsi="Charis SIL Regular" w:eastAsia="Charis SIL Regular"/>
+          <w:b w:val="0"/>
+          <w:i w:val="0"/>
+          <w:color w:val="000000"/>
+          <w:sz w:val="24"/>
+        </w:rPr>
+        <w:hyperlink r:id="rId9" w:history="1">
+          <w:r>
+            <w:rPr>
+              <w:rStyle w:val="Hyperlink"/>
+            </w:rPr>
+            <w:t xml:space="preserve">n </w:t>
+          </w:r>
+        </w:hyperlink>
       </w:r>
       <w:r>
         <w:rPr>
@@ -711,7 +808,7 @@
           <w:sz w:val="24"/>
           <w:u w:val="single"/>
         </w:rPr>
-        <w:hyperlink r:id="rId10" w:history="1">
+        <w:hyperlink r:id="rId9" w:history="1">
           <w:r>
             <w:rPr>
               <w:rStyle w:val="Hyperlink"/>
@@ -729,7 +826,7 @@
           <w:sz w:val="24"/>
           <w:u w:val="single"/>
         </w:rPr>
-        <w:hyperlink r:id="rId10" w:history="1">
+        <w:hyperlink r:id="rId9" w:history="1">
           <w:r>
             <w:rPr>
               <w:rStyle w:val="Hyperlink"/>
@@ -747,7 +844,7 @@
           <w:sz w:val="24"/>
           <w:u w:val="single"/>
         </w:rPr>
-        <w:hyperlink r:id="rId10" w:history="1">
+        <w:hyperlink r:id="rId9" w:history="1">
           <w:r>
             <w:rPr>
               <w:rStyle w:val="Hyperlink"/>
@@ -839,91 +936,8 @@
           <w:i/>
           <w:color w:val="0000FF"/>
           <w:sz w:val="24"/>
-          <w:u w:val="single"/>
-        </w:rPr>
-        <w:hyperlink r:id="rId9" w:history="1">
-          <w:r>
-            <w:rPr>
-              <w:rStyle w:val="Hyperlink"/>
-            </w:rPr>
-            <w:t>coll</w:t>
-          </w:r>
-        </w:hyperlink>
-      </w:r>
-      <w:r>
-        <w:rPr>
-          <w:rFonts w:ascii="Charis SIL Italic" w:hAnsi="Charis SIL Italic" w:eastAsia="Charis SIL Italic"/>
-          <w:b w:val="0"/>
-          <w:i/>
-          <w:color w:val="0000FF"/>
-          <w:sz w:val="24"/>
-          <w:u w:val="single"/>
-        </w:rPr>
-        <w:hyperlink r:id="rId9" w:history="1">
-          <w:r>
-            <w:rPr>
-              <w:rStyle w:val="Hyperlink"/>
-            </w:rPr>
-            <w:t>e</w:t>
-          </w:r>
-        </w:hyperlink>
-      </w:r>
-      <w:r>
-        <w:rPr>
-          <w:rFonts w:ascii="Charis SIL Italic" w:hAnsi="Charis SIL Italic" w:eastAsia="Charis SIL Italic"/>
-          <w:b w:val="0"/>
-          <w:i/>
-          <w:color w:val="0000FF"/>
-          <w:sz w:val="24"/>
-          <w:u w:val="single"/>
-        </w:rPr>
-        <w:hyperlink r:id="rId9" w:history="1">
-          <w:r>
-            <w:rPr>
-              <w:rStyle w:val="Hyperlink"/>
-            </w:rPr>
-            <w:t>ctions</w:t>
-          </w:r>
-        </w:hyperlink>
-      </w:r>
-      <w:r>
-        <w:rPr>
-          <w:rFonts w:ascii="Charis SIL Italic" w:hAnsi="Charis SIL Italic" w:eastAsia="Charis SIL Italic"/>
-          <w:b w:val="0"/>
-          <w:i/>
-          <w:color w:val="0000FF"/>
-          <w:sz w:val="24"/>
-          <w:u w:val="single"/>
-        </w:rPr>
-        <w:t xml:space="preserve"> </w:t>
-      </w:r>
-      <w:r>
-        <w:rPr>
-          <w:rFonts w:ascii="Charis SIL Italic" w:hAnsi="Charis SIL Italic" w:eastAsia="Charis SIL Italic"/>
-          <w:b w:val="0"/>
-          <w:i/>
-          <w:color w:val="0000FF"/>
-          <w:sz w:val="24"/>
-          <w:u w:val="single"/>
-        </w:rPr>
-        <w:hyperlink r:id="rId9" w:history="1">
-          <w:r>
-            <w:rPr>
-              <w:rStyle w:val="Hyperlink"/>
-            </w:rPr>
-            <w:t>fro</w:t>
-          </w:r>
-        </w:hyperlink>
-      </w:r>
-      <w:r>
-        <w:rPr>
-          <w:rFonts w:ascii="Charis SIL Italic" w:hAnsi="Charis SIL Italic" w:eastAsia="Charis SIL Italic"/>
-          <w:b w:val="0"/>
-          <w:i/>
-          <w:color w:val="0000FF"/>
-          <w:sz w:val="24"/>
-        </w:rPr>
-        <w:t>m</w:t>
+        </w:rPr>
+        <w:t>collections from</w:t>
       </w:r>
       <w:r>
         <w:rPr>
@@ -974,7 +988,7 @@
           <w:sz w:val="24"/>
           <w:u w:val="single"/>
         </w:rPr>
-        <w:hyperlink r:id="rId10" w:history="1">
+        <w:hyperlink r:id="rId9" w:history="1">
           <w:r>
             <w:rPr>
               <w:rStyle w:val="Hyperlink"/>
@@ -992,7 +1006,7 @@
           <w:sz w:val="24"/>
           <w:u w:val="single"/>
         </w:rPr>
-        <w:hyperlink r:id="rId10" w:history="1">
+        <w:hyperlink r:id="rId9" w:history="1">
           <w:r>
             <w:rPr>
               <w:rStyle w:val="Hyperlink"/>
@@ -1021,7 +1035,7 @@
           <w:sz w:val="24"/>
           <w:u w:val="single"/>
         </w:rPr>
-        <w:hyperlink r:id="rId10" w:history="1">
+        <w:hyperlink r:id="rId9" w:history="1">
           <w:r>
             <w:rPr>
               <w:rStyle w:val="Hyperlink"/>
@@ -1223,7 +1237,43 @@
           <w:color w:val="000000"/>
           <w:sz w:val="24"/>
         </w:rPr>
-        <w:t>Other relevant re</w:t>
+        <w:t>Other rele</w:t>
+      </w:r>
+      <w:r>
+        <w:rPr>
+          <w:u w:val="single" w:color="0000ff"/>
+          <w:rFonts w:ascii="Charis SIL Regular" w:hAnsi="Charis SIL Regular" w:eastAsia="Charis SIL Regular"/>
+          <w:b w:val="0"/>
+          <w:i w:val="0"/>
+          <w:color w:val="000000"/>
+          <w:sz w:val="24"/>
+        </w:rPr>
+        <w:hyperlink r:id="rId10" w:history="1">
+          <w:r>
+            <w:rPr>
+              <w:rStyle w:val="Hyperlink"/>
+            </w:rPr>
+            <w:t xml:space="preserve">vant </w:t>
+          </w:r>
+        </w:hyperlink>
+      </w:r>
+      <w:r>
+        <w:rPr>
+          <w:u w:val="single" w:color="0000ff"/>
+          <w:rFonts w:ascii="Charis SIL Regular" w:hAnsi="Charis SIL Regular" w:eastAsia="Charis SIL Regular"/>
+          <w:b w:val="0"/>
+          <w:i w:val="0"/>
+          <w:color w:val="000000"/>
+          <w:sz w:val="24"/>
+        </w:rPr>
+        <w:hyperlink r:id="rId10" w:history="1">
+          <w:r>
+            <w:rPr>
+              <w:rStyle w:val="Hyperlink"/>
+            </w:rPr>
+            <w:t>re</w:t>
+          </w:r>
+        </w:hyperlink>
       </w:r>
       <w:r>
         <w:rPr>
@@ -2433,7 +2483,7 @@
           <w:sz w:val="24"/>
           <w:u w:val="single"/>
         </w:rPr>
-        <w:hyperlink r:id="rId13" w:history="1">
+        <w:hyperlink r:id="rId12" w:history="1">
           <w:r>
             <w:rPr>
               <w:rStyle w:val="Hyperlink"/>
@@ -2444,175 +2494,13 @@
       </w:r>
       <w:r>
         <w:rPr>
-          <w:u w:val="single" w:color="0000ff"/>
           <w:rFonts w:ascii="Charis SIL Regular" w:hAnsi="Charis SIL Regular" w:eastAsia="Charis SIL Regular"/>
           <w:b w:val="0"/>
           <w:i w:val="0"/>
           <w:color w:val="000000"/>
           <w:sz w:val="24"/>
         </w:rPr>
-        <w:hyperlink r:id="rId12" w:history="1">
-          <w:r>
-            <w:rPr>
-              <w:rStyle w:val="Hyperlink"/>
-            </w:rPr>
-            <w:t xml:space="preserve"> (Dut</w:t>
-          </w:r>
-        </w:hyperlink>
-      </w:r>
-      <w:r>
-        <w:rPr>
-          <w:u w:val="single" w:color="0000ff"/>
-          <w:rFonts w:ascii="Charis SIL Regular" w:hAnsi="Charis SIL Regular" w:eastAsia="Charis SIL Regular"/>
-          <w:b w:val="0"/>
-          <w:i w:val="0"/>
-          <w:color w:val="000000"/>
-          <w:sz w:val="24"/>
-        </w:rPr>
-        <w:hyperlink r:id="rId12" w:history="1">
-          <w:r>
-            <w:rPr>
-              <w:rStyle w:val="Hyperlink"/>
-            </w:rPr>
-            <w:t>c</w:t>
-          </w:r>
-        </w:hyperlink>
-      </w:r>
-      <w:r>
-        <w:rPr>
-          <w:u w:val="single" w:color="0000ff"/>
-          <w:rFonts w:ascii="Charis SIL Regular" w:hAnsi="Charis SIL Regular" w:eastAsia="Charis SIL Regular"/>
-          <w:b w:val="0"/>
-          <w:i w:val="0"/>
-          <w:color w:val="000000"/>
-          <w:sz w:val="24"/>
-        </w:rPr>
-        <w:hyperlink r:id="rId12" w:history="1">
-          <w:r>
-            <w:rPr>
-              <w:rStyle w:val="Hyperlink"/>
-            </w:rPr>
-            <w:t>h only) wa</w:t>
-          </w:r>
-        </w:hyperlink>
-      </w:r>
-      <w:r>
-        <w:rPr>
-          <w:u w:val="single" w:color="0000ff"/>
-          <w:rFonts w:ascii="Charis SIL Regular" w:hAnsi="Charis SIL Regular" w:eastAsia="Charis SIL Regular"/>
-          <w:b w:val="0"/>
-          <w:i w:val="0"/>
-          <w:color w:val="000000"/>
-          <w:sz w:val="24"/>
-        </w:rPr>
-        <w:hyperlink r:id="rId12" w:history="1">
-          <w:r>
-            <w:rPr>
-              <w:rStyle w:val="Hyperlink"/>
-            </w:rPr>
-            <w:t>s c</w:t>
-          </w:r>
-        </w:hyperlink>
-      </w:r>
-      <w:r>
-        <w:rPr>
-          <w:u w:val="single" w:color="0000ff"/>
-          <w:rFonts w:ascii="Charis SIL Regular" w:hAnsi="Charis SIL Regular" w:eastAsia="Charis SIL Regular"/>
-          <w:b w:val="0"/>
-          <w:i w:val="0"/>
-          <w:color w:val="000000"/>
-          <w:sz w:val="24"/>
-        </w:rPr>
-        <w:hyperlink r:id="rId12" w:history="1">
-          <w:r>
-            <w:rPr>
-              <w:rStyle w:val="Hyperlink"/>
-            </w:rPr>
-            <w:t>r</w:t>
-          </w:r>
-        </w:hyperlink>
-      </w:r>
-      <w:r>
-        <w:rPr>
-          <w:u w:val="single" w:color="0000ff"/>
-          <w:rFonts w:ascii="Charis SIL Regular" w:hAnsi="Charis SIL Regular" w:eastAsia="Charis SIL Regular"/>
-          <w:b w:val="0"/>
-          <w:i w:val="0"/>
-          <w:color w:val="000000"/>
-          <w:sz w:val="24"/>
-        </w:rPr>
-        <w:hyperlink r:id="rId12" w:history="1">
-          <w:r>
-            <w:rPr>
-              <w:rStyle w:val="Hyperlink"/>
-            </w:rPr>
-            <w:t>eated s</w:t>
-          </w:r>
-        </w:hyperlink>
-      </w:r>
-      <w:r>
-        <w:rPr>
-          <w:rFonts w:ascii="Charis SIL Regular" w:hAnsi="Charis SIL Regular" w:eastAsia="Charis SIL Regular"/>
-          <w:b w:val="0"/>
-          <w:i w:val="0"/>
-          <w:color w:val="000000"/>
-          <w:sz w:val="24"/>
-        </w:rPr>
-        <w:t>pecifically for the National Ar</w:t>
-      </w:r>
-      <w:r>
-        <w:rPr>
-          <w:u w:val="single" w:color="0000ff"/>
-          <w:rFonts w:ascii="Charis SIL Regular" w:hAnsi="Charis SIL Regular" w:eastAsia="Charis SIL Regular"/>
-          <w:b w:val="0"/>
-          <w:i w:val="0"/>
-          <w:color w:val="000000"/>
-          <w:sz w:val="24"/>
-        </w:rPr>
-        <w:hyperlink r:id="rId13" w:history="1">
-          <w:r>
-            <w:rPr>
-              <w:rStyle w:val="Hyperlink"/>
-            </w:rPr>
-            <w:t>chiv</w:t>
-          </w:r>
-        </w:hyperlink>
-      </w:r>
-      <w:r>
-        <w:rPr>
-          <w:u w:val="single" w:color="0000ff"/>
-          <w:rFonts w:ascii="Charis SIL Regular" w:hAnsi="Charis SIL Regular" w:eastAsia="Charis SIL Regular"/>
-          <w:b w:val="0"/>
-          <w:i w:val="0"/>
-          <w:color w:val="000000"/>
-          <w:sz w:val="24"/>
-        </w:rPr>
-        <w:hyperlink r:id="rId13" w:history="1">
-          <w:r>
-            <w:rPr>
-              <w:rStyle w:val="Hyperlink"/>
-            </w:rPr>
-            <w:t>e</w:t>
-          </w:r>
-        </w:hyperlink>
-      </w:r>
-      <w:r>
-        <w:rPr>
-          <w:u w:val="single" w:color="0000ff"/>
-          <w:rFonts w:ascii="Charis SIL Regular" w:hAnsi="Charis SIL Regular" w:eastAsia="Charis SIL Regular"/>
-          <w:b w:val="0"/>
-          <w:i w:val="0"/>
-          <w:color w:val="000000"/>
-          <w:sz w:val="24"/>
-        </w:rPr>
-        <w:hyperlink r:id="rId13" w:history="1">
-          <w:r>
-            <w:rPr>
-              <w:rStyle w:val="Hyperlink"/>
-            </w:rPr>
-            <w:t>s o</w:t>
-          </w:r>
-        </w:hyperlink>
+        <w:t xml:space="preserve"> (Dutch only) was created specifically for the National Archives o</w:t>
       </w:r>
       <w:r>
         <w:rPr>
@@ -3257,7 +3145,7 @@
             <w:rPr>
               <w:rStyle w:val="Hyperlink"/>
             </w:rPr>
-            <w:t>significan</w:t>
+            <w:t>significanc</w:t>
           </w:r>
         </w:hyperlink>
       </w:r>
@@ -3268,13 +3156,36 @@
           <w:i/>
           <w:color w:val="0000FF"/>
           <w:sz w:val="24"/>
+          <w:u w:val="single"/>
+        </w:rPr>
+        <w:t>e</w:t>
+      </w:r>
+      <w:r>
+        <w:rPr>
+          <w:rFonts w:ascii="Charis SIL Italic" w:hAnsi="Charis SIL Italic" w:eastAsia="Charis SIL Italic"/>
+          <w:b w:val="0"/>
+          <w:i/>
+          <w:color w:val="0000FF"/>
+          <w:sz w:val="24"/>
+          <w:u w:val="single"/>
+        </w:rPr>
+        <w:t xml:space="preserve"> </w:t>
+      </w:r>
+      <w:r>
+        <w:rPr>
+          <w:rFonts w:ascii="Charis SIL Italic" w:hAnsi="Charis SIL Italic" w:eastAsia="Charis SIL Italic"/>
+          <w:b w:val="0"/>
+          <w:i/>
+          <w:color w:val="0000FF"/>
+          <w:sz w:val="24"/>
+          <w:u w:val="single"/>
         </w:rPr>
         <w:hyperlink r:id="rId15" w:history="1">
           <w:r>
             <w:rPr>
               <w:rStyle w:val="Hyperlink"/>
             </w:rPr>
-            <w:t>c</w:t>
+            <w:t>o</w:t>
           </w:r>
         </w:hyperlink>
       </w:r>
@@ -3285,20 +3196,8 @@
           <w:i/>
           <w:color w:val="0000FF"/>
           <w:sz w:val="24"/>
-          <w:u w:val="single"/>
-        </w:rPr>
-        <w:t>e</w:t>
-      </w:r>
-      <w:r>
-        <w:rPr>
-          <w:rFonts w:ascii="Charis SIL Italic" w:hAnsi="Charis SIL Italic" w:eastAsia="Charis SIL Italic"/>
-          <w:b w:val="0"/>
-          <w:i/>
-          <w:color w:val="0000FF"/>
-          <w:sz w:val="24"/>
-          <w:u w:val="single"/>
-        </w:rPr>
-        <w:t xml:space="preserve"> </w:t>
+        </w:rPr>
+        <w:t xml:space="preserve">f </w:t>
       </w:r>
       <w:r>
         <w:rPr>
@@ -3314,7 +3213,7 @@
             <w:rPr>
               <w:rStyle w:val="Hyperlink"/>
             </w:rPr>
-            <w:t xml:space="preserve">of </w:t>
+            <w:t>cultural</w:t>
           </w:r>
         </w:hyperlink>
       </w:r>
@@ -3325,8 +3224,85 @@
           <w:i/>
           <w:color w:val="0000FF"/>
           <w:sz w:val="24"/>
-        </w:rPr>
-        <w:t>cultural objects and collections</w:t>
+          <w:u w:val="single"/>
+        </w:rPr>
+        <w:t xml:space="preserve"> </w:t>
+      </w:r>
+      <w:r>
+        <w:rPr>
+          <w:rFonts w:ascii="Charis SIL Italic" w:hAnsi="Charis SIL Italic" w:eastAsia="Charis SIL Italic"/>
+          <w:b w:val="0"/>
+          <w:i/>
+          <w:color w:val="0000FF"/>
+          <w:sz w:val="24"/>
+          <w:u w:val="single"/>
+        </w:rPr>
+        <w:hyperlink r:id="rId15" w:history="1">
+          <w:r>
+            <w:rPr>
+              <w:rStyle w:val="Hyperlink"/>
+            </w:rPr>
+            <w:t>objects</w:t>
+          </w:r>
+        </w:hyperlink>
+      </w:r>
+      <w:r>
+        <w:rPr>
+          <w:rFonts w:ascii="Charis SIL Italic" w:hAnsi="Charis SIL Italic" w:eastAsia="Charis SIL Italic"/>
+          <w:b w:val="0"/>
+          <w:i/>
+          <w:color w:val="0000FF"/>
+          <w:sz w:val="24"/>
+          <w:u w:val="single"/>
+        </w:rPr>
+        <w:t xml:space="preserve"> </w:t>
+      </w:r>
+      <w:r>
+        <w:rPr>
+          <w:rFonts w:ascii="Charis SIL Italic" w:hAnsi="Charis SIL Italic" w:eastAsia="Charis SIL Italic"/>
+          <w:b w:val="0"/>
+          <w:i/>
+          <w:color w:val="0000FF"/>
+          <w:sz w:val="24"/>
+          <w:u w:val="single"/>
+        </w:rPr>
+        <w:hyperlink r:id="rId15" w:history="1">
+          <w:r>
+            <w:rPr>
+              <w:rStyle w:val="Hyperlink"/>
+            </w:rPr>
+            <w:t>and</w:t>
+          </w:r>
+        </w:hyperlink>
+      </w:r>
+      <w:r>
+        <w:rPr>
+          <w:rFonts w:ascii="Charis SIL Italic" w:hAnsi="Charis SIL Italic" w:eastAsia="Charis SIL Italic"/>
+          <w:b w:val="0"/>
+          <w:i/>
+          <w:color w:val="0000FF"/>
+          <w:sz w:val="24"/>
+          <w:u w:val="single"/>
+        </w:rPr>
+        <w:t xml:space="preserve"> </w:t>
+      </w:r>
+      <w:r>
+        <w:rPr>
+          <w:rFonts w:ascii="Charis SIL Italic" w:hAnsi="Charis SIL Italic" w:eastAsia="Charis SIL Italic"/>
+          <w:b w:val="0"/>
+          <w:i/>
+          <w:color w:val="0000FF"/>
+          <w:sz w:val="24"/>
+          <w:u w:val="single"/>
+        </w:rPr>
+        <w:hyperlink r:id="rId15" w:history="1">
+          <w:r>
+            <w:rPr>
+              <w:rStyle w:val="Hyperlink"/>
+            </w:rPr>
+            <w:t>collections</w:t>
+          </w:r>
+        </w:hyperlink>
       </w:r>
       <w:r>
         <w:rPr>
@@ -3518,114 +3494,13 @@
       </w:r>
       <w:r>
         <w:rPr>
-          <w:u w:val="single" w:color="0000ff"/>
           <w:rFonts w:ascii="Charis SIL Regular" w:hAnsi="Charis SIL Regular" w:eastAsia="Charis SIL Regular"/>
           <w:b w:val="0"/>
           <w:i w:val="0"/>
           <w:color w:val="000000"/>
           <w:sz w:val="24"/>
         </w:rPr>
-        <w:hyperlink r:id="rId15" w:history="1">
-          <w:r>
-            <w:rPr>
-              <w:rStyle w:val="Hyperlink"/>
-            </w:rPr>
-            <w:t xml:space="preserve"> (</w:t>
-          </w:r>
-        </w:hyperlink>
-      </w:r>
-      <w:r>
-        <w:rPr>
-          <w:u w:val="single" w:color="0000ff"/>
-          <w:rFonts w:ascii="Charis SIL Regular" w:hAnsi="Charis SIL Regular" w:eastAsia="Charis SIL Regular"/>
-          <w:b w:val="0"/>
-          <w:i w:val="0"/>
-          <w:color w:val="000000"/>
-          <w:sz w:val="24"/>
-        </w:rPr>
-        <w:hyperlink r:id="rId15" w:history="1">
-          <w:r>
-            <w:rPr>
-              <w:rStyle w:val="Hyperlink"/>
-            </w:rPr>
-            <w:t>Amster</w:t>
-          </w:r>
-        </w:hyperlink>
-      </w:r>
-      <w:r>
-        <w:rPr>
-          <w:u w:val="single" w:color="0000ff"/>
-          <w:rFonts w:ascii="Charis SIL Regular" w:hAnsi="Charis SIL Regular" w:eastAsia="Charis SIL Regular"/>
-          <w:b w:val="0"/>
-          <w:i w:val="0"/>
-          <w:color w:val="000000"/>
-          <w:sz w:val="24"/>
-        </w:rPr>
-        <w:hyperlink r:id="rId15" w:history="1">
-          <w:r>
-            <w:rPr>
-              <w:rStyle w:val="Hyperlink"/>
-            </w:rPr>
-            <w:t>dam</w:t>
-          </w:r>
-        </w:hyperlink>
-      </w:r>
-      <w:r>
-        <w:rPr>
-          <w:u w:val="single" w:color="0000ff"/>
-          <w:rFonts w:ascii="Charis SIL Regular" w:hAnsi="Charis SIL Regular" w:eastAsia="Charis SIL Regular"/>
-          <w:b w:val="0"/>
-          <w:i w:val="0"/>
-          <w:color w:val="000000"/>
-          <w:sz w:val="24"/>
-        </w:rPr>
-        <w:hyperlink r:id="rId15" w:history="1">
-          <w:r>
-            <w:rPr>
-              <w:rStyle w:val="Hyperlink"/>
-            </w:rPr>
-            <w:t>: Rijksmuse</w:t>
-          </w:r>
-        </w:hyperlink>
-      </w:r>
-      <w:r>
-        <w:rPr>
-          <w:u w:val="single" w:color="0000ff"/>
-          <w:rFonts w:ascii="Charis SIL Regular" w:hAnsi="Charis SIL Regular" w:eastAsia="Charis SIL Regular"/>
-          <w:b w:val="0"/>
-          <w:i w:val="0"/>
-          <w:color w:val="000000"/>
-          <w:sz w:val="24"/>
-        </w:rPr>
-        <w:hyperlink r:id="rId15" w:history="1">
-          <w:r>
-            <w:rPr>
-              <w:rStyle w:val="Hyperlink"/>
-            </w:rPr>
-            <w:t>u</w:t>
-          </w:r>
-        </w:hyperlink>
-      </w:r>
-      <w:r>
-        <w:rPr>
-          <w:u w:val="single" w:color="0000ff"/>
-          <w:rFonts w:ascii="Charis SIL Regular" w:hAnsi="Charis SIL Regular" w:eastAsia="Charis SIL Regular"/>
-          <w:b w:val="0"/>
-          <w:i w:val="0"/>
-          <w:color w:val="000000"/>
-          <w:sz w:val="24"/>
-        </w:rPr>
-        <w:t>m</w:t>
-      </w:r>
-      <w:r>
-        <w:rPr>
-          <w:rFonts w:ascii="Charis SIL Regular" w:hAnsi="Charis SIL Regular" w:eastAsia="Charis SIL Regular"/>
-          <w:b w:val="0"/>
-          <w:i w:val="0"/>
-          <w:color w:val="000000"/>
-          <w:sz w:val="24"/>
-        </w:rPr>
-        <w:t xml:space="preserve">, </w:t>
+        <w:t xml:space="preserve"> (Amsterdam: Rijksmuseum, </w:t>
       </w:r>
       <w:r>
         <w:rPr>
@@ -4696,126 +4571,7 @@
           <w:color w:val="000000"/>
           <w:sz w:val="24"/>
         </w:rPr>
-        <w:t>. 2nd Editio</w:t>
-      </w:r>
-      <w:r>
-        <w:rPr>
-          <w:u w:val="single" w:color="0000ff"/>
-          <w:rFonts w:ascii="Charis SIL Regular" w:hAnsi="Charis SIL Regular" w:eastAsia="Charis SIL Regular"/>
-          <w:b w:val="0"/>
-          <w:i w:val="0"/>
-          <w:color w:val="000000"/>
-          <w:sz w:val="24"/>
-        </w:rPr>
-        <w:hyperlink r:id="rId17" w:history="1">
-          <w:r>
-            <w:rPr>
-              <w:rStyle w:val="Hyperlink"/>
-            </w:rPr>
-            <w:t>n (Germa</w:t>
-          </w:r>
-        </w:hyperlink>
-      </w:r>
-      <w:r>
-        <w:rPr>
-          <w:u w:val="single" w:color="0000ff"/>
-          <w:rFonts w:ascii="Charis SIL Regular" w:hAnsi="Charis SIL Regular" w:eastAsia="Charis SIL Regular"/>
-          <w:b w:val="0"/>
-          <w:i w:val="0"/>
-          <w:color w:val="000000"/>
-          <w:sz w:val="24"/>
-        </w:rPr>
-        <w:hyperlink r:id="rId17" w:history="1">
-          <w:r>
-            <w:rPr>
-              <w:rStyle w:val="Hyperlink"/>
-            </w:rPr>
-            <w:t>n M</w:t>
-          </w:r>
-        </w:hyperlink>
-      </w:r>
-      <w:r>
-        <w:rPr>
-          <w:u w:val="single" w:color="0000ff"/>
-          <w:rFonts w:ascii="Charis SIL Regular" w:hAnsi="Charis SIL Regular" w:eastAsia="Charis SIL Regular"/>
-          <w:b w:val="0"/>
-          <w:i w:val="0"/>
-          <w:color w:val="000000"/>
-          <w:sz w:val="24"/>
-        </w:rPr>
-        <w:hyperlink r:id="rId17" w:history="1">
-          <w:r>
-            <w:rPr>
-              <w:rStyle w:val="Hyperlink"/>
-            </w:rPr>
-            <w:t>useums</w:t>
-          </w:r>
-        </w:hyperlink>
-      </w:r>
-      <w:r>
-        <w:rPr>
-          <w:u w:val="single" w:color="0000ff"/>
-          <w:rFonts w:ascii="Charis SIL Regular" w:hAnsi="Charis SIL Regular" w:eastAsia="Charis SIL Regular"/>
-          <w:b w:val="0"/>
-          <w:i w:val="0"/>
-          <w:color w:val="000000"/>
-          <w:sz w:val="24"/>
-        </w:rPr>
-        <w:t xml:space="preserve"> </w:t>
-      </w:r>
-      <w:r>
-        <w:rPr>
-          <w:u w:val="single" w:color="0000ff"/>
-          <w:rFonts w:ascii="Charis SIL Regular" w:hAnsi="Charis SIL Regular" w:eastAsia="Charis SIL Regular"/>
-          <w:b w:val="0"/>
-          <w:i w:val="0"/>
-          <w:color w:val="000000"/>
-          <w:sz w:val="24"/>
-        </w:rPr>
-        <w:hyperlink r:id="rId17" w:history="1">
-          <w:r>
-            <w:rPr>
-              <w:rStyle w:val="Hyperlink"/>
-            </w:rPr>
-            <w:t>Associatio</w:t>
-          </w:r>
-        </w:hyperlink>
-      </w:r>
-      <w:r>
-        <w:rPr>
-          <w:u w:val="single" w:color="0000ff"/>
-          <w:rFonts w:ascii="Charis SIL Regular" w:hAnsi="Charis SIL Regular" w:eastAsia="Charis SIL Regular"/>
-          <w:b w:val="0"/>
-          <w:i w:val="0"/>
-          <w:color w:val="000000"/>
-          <w:sz w:val="24"/>
-        </w:rPr>
-        <w:hyperlink r:id="rId17" w:history="1">
-          <w:r>
-            <w:rPr>
-              <w:rStyle w:val="Hyperlink"/>
-            </w:rPr>
-            <w:t>n, 20</w:t>
-          </w:r>
-        </w:hyperlink>
-      </w:r>
-      <w:r>
-        <w:rPr>
-          <w:u w:val="single" w:color="0000ff"/>
-          <w:rFonts w:ascii="Charis SIL Regular" w:hAnsi="Charis SIL Regular" w:eastAsia="Charis SIL Regular"/>
-          <w:b w:val="0"/>
-          <w:i w:val="0"/>
-          <w:color w:val="000000"/>
-          <w:sz w:val="24"/>
-        </w:rPr>
-        <w:hyperlink r:id="rId17" w:history="1">
-          <w:r>
-            <w:rPr>
-              <w:rStyle w:val="Hyperlink"/>
-            </w:rPr>
-            <w:t>19</w:t>
-          </w:r>
-        </w:hyperlink>
+        <w:t>. 2nd Edition (German Museums Association, 2019</w:t>
       </w:r>
       <w:r>
         <w:rPr>

--- a/EXPORTS/DOCX/published/niveau1/English/DoingResearch.docx
+++ b/EXPORTS/DOCX/published/niveau1/English/DoingResearch.docx
@@ -338,7 +338,7 @@
             <w:rPr>
               <w:rStyle w:val="Hyperlink"/>
             </w:rPr>
-            <w:t>significan</w:t>
+            <w:t>significanc</w:t>
           </w:r>
         </w:hyperlink>
       </w:r>
@@ -349,23 +349,7 @@
           <w:i/>
           <w:color w:val="0000FF"/>
           <w:sz w:val="24"/>
-        </w:rPr>
-        <w:hyperlink r:id="rId9" w:history="1">
-          <w:r>
-            <w:rPr>
-              <w:rStyle w:val="Hyperlink"/>
-            </w:rPr>
-            <w:t>c</w:t>
-          </w:r>
-        </w:hyperlink>
-      </w:r>
-      <w:r>
-        <w:rPr>
-          <w:rFonts w:ascii="Charis SIL Italic" w:hAnsi="Charis SIL Italic" w:eastAsia="Charis SIL Italic"/>
-          <w:b w:val="0"/>
-          <w:i/>
-          <w:color w:val="0000FF"/>
-          <w:sz w:val="24"/>
+          <w:u w:val="single"/>
         </w:rPr>
         <w:t>e</w:t>
       </w:r>
@@ -405,7 +389,6 @@
           <w:i/>
           <w:color w:val="0000FF"/>
           <w:sz w:val="24"/>
-          <w:u w:val="single"/>
         </w:rPr>
         <w:t xml:space="preserve"> </w:t>
       </w:r>
@@ -700,23 +683,164 @@
           <w:color w:val="000000"/>
           <w:sz w:val="24"/>
         </w:rPr>
+        <w:t xml:space="preserve"> and the publication </w:t>
+      </w:r>
+      <w:r>
+        <w:rPr>
+          <w:rFonts w:ascii="Charis SIL Italic" w:hAnsi="Charis SIL Italic" w:eastAsia="Charis SIL Italic"/>
+          <w:b w:val="0"/>
+          <w:i/>
+          <w:color w:val="0000FF"/>
+          <w:sz w:val="24"/>
+          <w:u w:val="single"/>
+        </w:rPr>
+        <w:hyperlink r:id="rId10" w:history="1">
+          <w:r>
+            <w:rPr>
+              <w:rStyle w:val="Hyperlink"/>
+            </w:rPr>
+            <w:t>Provenan</w:t>
+          </w:r>
+        </w:hyperlink>
+      </w:r>
+      <w:r>
+        <w:rPr>
+          <w:rFonts w:ascii="Charis SIL Italic" w:hAnsi="Charis SIL Italic" w:eastAsia="Charis SIL Italic"/>
+          <w:b w:val="0"/>
+          <w:i/>
+          <w:color w:val="0000FF"/>
+          <w:sz w:val="24"/>
+          <w:u w:val="single"/>
+        </w:rPr>
+        <w:hyperlink r:id="rId10" w:history="1">
+          <w:r>
+            <w:rPr>
+              <w:rStyle w:val="Hyperlink"/>
+            </w:rPr>
+            <w:t>c</w:t>
+          </w:r>
+        </w:hyperlink>
+      </w:r>
+      <w:r>
+        <w:rPr>
+          <w:rFonts w:ascii="Charis SIL Italic" w:hAnsi="Charis SIL Italic" w:eastAsia="Charis SIL Italic"/>
+          <w:b w:val="0"/>
+          <w:i/>
+          <w:color w:val="0000FF"/>
+          <w:sz w:val="24"/>
+          <w:u w:val="single"/>
+        </w:rPr>
+        <w:hyperlink r:id="rId10" w:history="1">
+          <w:r>
+            <w:rPr>
+              <w:rStyle w:val="Hyperlink"/>
+            </w:rPr>
+            <w:t>e</w:t>
+          </w:r>
+        </w:hyperlink>
+      </w:r>
+      <w:r>
+        <w:rPr>
+          <w:rFonts w:ascii="Charis SIL Italic" w:hAnsi="Charis SIL Italic" w:eastAsia="Charis SIL Italic"/>
+          <w:b w:val="0"/>
+          <w:i/>
+          <w:color w:val="0000FF"/>
+          <w:sz w:val="24"/>
+          <w:u w:val="single"/>
+        </w:rPr>
+        <w:t xml:space="preserve"> </w:t>
+      </w:r>
+      <w:r>
+        <w:rPr>
+          <w:rFonts w:ascii="Charis SIL Italic" w:hAnsi="Charis SIL Italic" w:eastAsia="Charis SIL Italic"/>
+          <w:b w:val="0"/>
+          <w:i/>
+          <w:color w:val="0000FF"/>
+          <w:sz w:val="24"/>
+          <w:u w:val="single"/>
+        </w:rPr>
+        <w:hyperlink r:id="rId10" w:history="1">
+          <w:r>
+            <w:rPr>
+              <w:rStyle w:val="Hyperlink"/>
+            </w:rPr>
+            <w:t>r</w:t>
+          </w:r>
+        </w:hyperlink>
+      </w:r>
+      <w:r>
+        <w:rPr>
+          <w:rFonts w:ascii="Charis SIL Italic" w:hAnsi="Charis SIL Italic" w:eastAsia="Charis SIL Italic"/>
+          <w:b w:val="0"/>
+          <w:i/>
+          <w:color w:val="0000FF"/>
+          <w:sz w:val="24"/>
+          <w:u w:val="single"/>
+        </w:rPr>
         <w:hyperlink r:id="rId9" w:history="1">
           <w:r>
             <w:rPr>
               <w:rStyle w:val="Hyperlink"/>
             </w:rPr>
-            <w:t xml:space="preserve"> and th</w:t>
+            <w:t>esearch</w:t>
           </w:r>
         </w:hyperlink>
       </w:r>
       <w:r>
         <w:rPr>
-          <w:u w:val="single" w:color="0000ff"/>
-          <w:rFonts w:ascii="Charis SIL Regular" w:hAnsi="Charis SIL Regular" w:eastAsia="Charis SIL Regular"/>
-          <w:b w:val="0"/>
-          <w:i w:val="0"/>
-          <w:color w:val="000000"/>
-          <w:sz w:val="24"/>
+          <w:rFonts w:ascii="Charis SIL Italic" w:hAnsi="Charis SIL Italic" w:eastAsia="Charis SIL Italic"/>
+          <w:b w:val="0"/>
+          <w:i/>
+          <w:color w:val="0000FF"/>
+          <w:sz w:val="24"/>
+          <w:u w:val="single"/>
+        </w:rPr>
+        <w:t xml:space="preserve"> </w:t>
+      </w:r>
+      <w:r>
+        <w:rPr>
+          <w:rFonts w:ascii="Charis SIL Italic" w:hAnsi="Charis SIL Italic" w:eastAsia="Charis SIL Italic"/>
+          <w:b w:val="0"/>
+          <w:i/>
+          <w:color w:val="0000FF"/>
+          <w:sz w:val="24"/>
+          <w:u w:val="single"/>
+        </w:rPr>
+        <w:hyperlink r:id="rId9" w:history="1">
+          <w:r>
+            <w:rPr>
+              <w:rStyle w:val="Hyperlink"/>
+            </w:rPr>
+            <w:t xml:space="preserve">into </w:t>
+          </w:r>
+        </w:hyperlink>
+      </w:r>
+      <w:r>
+        <w:rPr>
+          <w:rFonts w:ascii="Charis SIL Italic" w:hAnsi="Charis SIL Italic" w:eastAsia="Charis SIL Italic"/>
+          <w:b w:val="0"/>
+          <w:i/>
+          <w:color w:val="0000FF"/>
+          <w:sz w:val="24"/>
+          <w:u w:val="single"/>
+        </w:rPr>
+        <w:hyperlink r:id="rId9" w:history="1">
+          <w:r>
+            <w:rPr>
+              <w:rStyle w:val="Hyperlink"/>
+            </w:rPr>
+            <w:t>coll</w:t>
+          </w:r>
+        </w:hyperlink>
+      </w:r>
+      <w:r>
+        <w:rPr>
+          <w:rFonts w:ascii="Charis SIL Italic" w:hAnsi="Charis SIL Italic" w:eastAsia="Charis SIL Italic"/>
+          <w:b w:val="0"/>
+          <w:i/>
+          <w:color w:val="0000FF"/>
+          <w:sz w:val="24"/>
+          <w:u w:val="single"/>
         </w:rPr>
         <w:hyperlink r:id="rId9" w:history="1">
           <w:r>
@@ -729,215 +853,60 @@
       </w:r>
       <w:r>
         <w:rPr>
-          <w:u w:val="single" w:color="0000ff"/>
-          <w:rFonts w:ascii="Charis SIL Regular" w:hAnsi="Charis SIL Regular" w:eastAsia="Charis SIL Regular"/>
-          <w:b w:val="0"/>
-          <w:i w:val="0"/>
-          <w:color w:val="000000"/>
-          <w:sz w:val="24"/>
+          <w:rFonts w:ascii="Charis SIL Italic" w:hAnsi="Charis SIL Italic" w:eastAsia="Charis SIL Italic"/>
+          <w:b w:val="0"/>
+          <w:i/>
+          <w:color w:val="0000FF"/>
+          <w:sz w:val="24"/>
+          <w:u w:val="single"/>
         </w:rPr>
         <w:hyperlink r:id="rId9" w:history="1">
           <w:r>
             <w:rPr>
               <w:rStyle w:val="Hyperlink"/>
             </w:rPr>
-            <w:t xml:space="preserve"> publi</w:t>
+            <w:t>ctions</w:t>
           </w:r>
         </w:hyperlink>
       </w:r>
       <w:r>
         <w:rPr>
-          <w:u w:val="single" w:color="0000ff"/>
-          <w:rFonts w:ascii="Charis SIL Regular" w:hAnsi="Charis SIL Regular" w:eastAsia="Charis SIL Regular"/>
-          <w:b w:val="0"/>
-          <w:i w:val="0"/>
-          <w:color w:val="000000"/>
-          <w:sz w:val="24"/>
+          <w:rFonts w:ascii="Charis SIL Italic" w:hAnsi="Charis SIL Italic" w:eastAsia="Charis SIL Italic"/>
+          <w:b w:val="0"/>
+          <w:i/>
+          <w:color w:val="0000FF"/>
+          <w:sz w:val="24"/>
+          <w:u w:val="single"/>
+        </w:rPr>
+        <w:t xml:space="preserve"> </w:t>
+      </w:r>
+      <w:r>
+        <w:rPr>
+          <w:rFonts w:ascii="Charis SIL Italic" w:hAnsi="Charis SIL Italic" w:eastAsia="Charis SIL Italic"/>
+          <w:b w:val="0"/>
+          <w:i/>
+          <w:color w:val="0000FF"/>
+          <w:sz w:val="24"/>
+          <w:u w:val="single"/>
         </w:rPr>
         <w:hyperlink r:id="rId9" w:history="1">
           <w:r>
             <w:rPr>
               <w:rStyle w:val="Hyperlink"/>
             </w:rPr>
-            <w:t>c</w:t>
+            <w:t>fro</w:t>
           </w:r>
         </w:hyperlink>
       </w:r>
       <w:r>
         <w:rPr>
-          <w:u w:val="single" w:color="0000ff"/>
-          <w:rFonts w:ascii="Charis SIL Regular" w:hAnsi="Charis SIL Regular" w:eastAsia="Charis SIL Regular"/>
-          <w:b w:val="0"/>
-          <w:i w:val="0"/>
-          <w:color w:val="000000"/>
-          <w:sz w:val="24"/>
-        </w:rPr>
-        <w:hyperlink r:id="rId9" w:history="1">
-          <w:r>
-            <w:rPr>
-              <w:rStyle w:val="Hyperlink"/>
-            </w:rPr>
-            <w:t>atio</w:t>
-          </w:r>
-        </w:hyperlink>
-      </w:r>
-      <w:r>
-        <w:rPr>
-          <w:u w:val="single" w:color="0000ff"/>
-          <w:rFonts w:ascii="Charis SIL Regular" w:hAnsi="Charis SIL Regular" w:eastAsia="Charis SIL Regular"/>
-          <w:b w:val="0"/>
-          <w:i w:val="0"/>
-          <w:color w:val="000000"/>
-          <w:sz w:val="24"/>
-        </w:rPr>
-        <w:hyperlink r:id="rId9" w:history="1">
-          <w:r>
-            <w:rPr>
-              <w:rStyle w:val="Hyperlink"/>
-            </w:rPr>
-            <w:t xml:space="preserve">n </w:t>
-          </w:r>
-        </w:hyperlink>
-      </w:r>
-      <w:r>
-        <w:rPr>
           <w:rFonts w:ascii="Charis SIL Italic" w:hAnsi="Charis SIL Italic" w:eastAsia="Charis SIL Italic"/>
           <w:b w:val="0"/>
           <w:i/>
           <w:color w:val="0000FF"/>
           <w:sz w:val="24"/>
-          <w:u w:val="single"/>
-        </w:rPr>
-        <w:hyperlink r:id="rId9" w:history="1">
-          <w:r>
-            <w:rPr>
-              <w:rStyle w:val="Hyperlink"/>
-            </w:rPr>
-            <w:t>Provenan</w:t>
-          </w:r>
-        </w:hyperlink>
-      </w:r>
-      <w:r>
-        <w:rPr>
-          <w:rFonts w:ascii="Charis SIL Italic" w:hAnsi="Charis SIL Italic" w:eastAsia="Charis SIL Italic"/>
-          <w:b w:val="0"/>
-          <w:i/>
-          <w:color w:val="0000FF"/>
-          <w:sz w:val="24"/>
-          <w:u w:val="single"/>
-        </w:rPr>
-        <w:hyperlink r:id="rId9" w:history="1">
-          <w:r>
-            <w:rPr>
-              <w:rStyle w:val="Hyperlink"/>
-            </w:rPr>
-            <w:t>c</w:t>
-          </w:r>
-        </w:hyperlink>
-      </w:r>
-      <w:r>
-        <w:rPr>
-          <w:rFonts w:ascii="Charis SIL Italic" w:hAnsi="Charis SIL Italic" w:eastAsia="Charis SIL Italic"/>
-          <w:b w:val="0"/>
-          <w:i/>
-          <w:color w:val="0000FF"/>
-          <w:sz w:val="24"/>
-          <w:u w:val="single"/>
-        </w:rPr>
-        <w:hyperlink r:id="rId9" w:history="1">
-          <w:r>
-            <w:rPr>
-              <w:rStyle w:val="Hyperlink"/>
-            </w:rPr>
-            <w:t>e</w:t>
-          </w:r>
-        </w:hyperlink>
-      </w:r>
-      <w:r>
-        <w:rPr>
-          <w:rFonts w:ascii="Charis SIL Italic" w:hAnsi="Charis SIL Italic" w:eastAsia="Charis SIL Italic"/>
-          <w:b w:val="0"/>
-          <w:i/>
-          <w:color w:val="0000FF"/>
-          <w:sz w:val="24"/>
-          <w:u w:val="single"/>
-        </w:rPr>
-        <w:t xml:space="preserve"> </w:t>
-      </w:r>
-      <w:r>
-        <w:rPr>
-          <w:rFonts w:ascii="Charis SIL Italic" w:hAnsi="Charis SIL Italic" w:eastAsia="Charis SIL Italic"/>
-          <w:b w:val="0"/>
-          <w:i/>
-          <w:color w:val="0000FF"/>
-          <w:sz w:val="24"/>
-          <w:u w:val="single"/>
-        </w:rPr>
-        <w:hyperlink r:id="rId9" w:history="1">
-          <w:r>
-            <w:rPr>
-              <w:rStyle w:val="Hyperlink"/>
-            </w:rPr>
-            <w:t>r</w:t>
-          </w:r>
-        </w:hyperlink>
-      </w:r>
-      <w:r>
-        <w:rPr>
-          <w:rFonts w:ascii="Charis SIL Italic" w:hAnsi="Charis SIL Italic" w:eastAsia="Charis SIL Italic"/>
-          <w:b w:val="0"/>
-          <w:i/>
-          <w:color w:val="0000FF"/>
-          <w:sz w:val="24"/>
-          <w:u w:val="single"/>
-        </w:rPr>
-        <w:hyperlink r:id="rId9" w:history="1">
-          <w:r>
-            <w:rPr>
-              <w:rStyle w:val="Hyperlink"/>
-            </w:rPr>
-            <w:t>esearch</w:t>
-          </w:r>
-        </w:hyperlink>
-      </w:r>
-      <w:r>
-        <w:rPr>
-          <w:rFonts w:ascii="Charis SIL Italic" w:hAnsi="Charis SIL Italic" w:eastAsia="Charis SIL Italic"/>
-          <w:b w:val="0"/>
-          <w:i/>
-          <w:color w:val="0000FF"/>
-          <w:sz w:val="24"/>
-          <w:u w:val="single"/>
-        </w:rPr>
-        <w:t xml:space="preserve"> </w:t>
-      </w:r>
-      <w:r>
-        <w:rPr>
-          <w:rFonts w:ascii="Charis SIL Italic" w:hAnsi="Charis SIL Italic" w:eastAsia="Charis SIL Italic"/>
-          <w:b w:val="0"/>
-          <w:i/>
-          <w:color w:val="0000FF"/>
-          <w:sz w:val="24"/>
-          <w:u w:val="single"/>
-        </w:rPr>
-        <w:hyperlink r:id="rId9" w:history="1">
-          <w:r>
-            <w:rPr>
-              <w:rStyle w:val="Hyperlink"/>
-            </w:rPr>
-            <w:t xml:space="preserve">into </w:t>
-          </w:r>
-        </w:hyperlink>
-      </w:r>
-      <w:r>
-        <w:rPr>
-          <w:rFonts w:ascii="Charis SIL Italic" w:hAnsi="Charis SIL Italic" w:eastAsia="Charis SIL Italic"/>
-          <w:b w:val="0"/>
-          <w:i/>
-          <w:color w:val="0000FF"/>
-          <w:sz w:val="24"/>
-        </w:rPr>
-        <w:t>collections from</w:t>
+        </w:rPr>
+        <w:t>m</w:t>
       </w:r>
       <w:r>
         <w:rPr>
@@ -1035,7 +1004,7 @@
           <w:sz w:val="24"/>
           <w:u w:val="single"/>
         </w:rPr>
-        <w:hyperlink r:id="rId9" w:history="1">
+        <w:hyperlink r:id="rId10" w:history="1">
           <w:r>
             <w:rPr>
               <w:rStyle w:val="Hyperlink"/>
@@ -1064,7 +1033,7 @@
           <w:sz w:val="24"/>
           <w:u w:val="single"/>
         </w:rPr>
-        <w:hyperlink r:id="rId9" w:history="1">
+        <w:hyperlink r:id="rId10" w:history="1">
           <w:r>
             <w:rPr>
               <w:rStyle w:val="Hyperlink"/>
@@ -1093,7 +1062,7 @@
           <w:sz w:val="24"/>
           <w:u w:val="single"/>
         </w:rPr>
-        <w:hyperlink r:id="rId9" w:history="1">
+        <w:hyperlink r:id="rId10" w:history="1">
           <w:r>
             <w:rPr>
               <w:rStyle w:val="Hyperlink"/>
@@ -1104,31 +1073,13 @@
       </w:r>
       <w:r>
         <w:rPr>
-          <w:u w:val="single" w:color="0000ff"/>
           <w:rFonts w:ascii="Charis SIL Regular" w:hAnsi="Charis SIL Regular" w:eastAsia="Charis SIL Regular"/>
           <w:b w:val="0"/>
           <w:i w:val="0"/>
           <w:color w:val="000000"/>
           <w:sz w:val="24"/>
         </w:rPr>
-        <w:hyperlink r:id="rId9" w:history="1">
-          <w:r>
-            <w:rPr>
-              <w:rStyle w:val="Hyperlink"/>
-            </w:rPr>
-            <w:t xml:space="preserve"> b</w:t>
-          </w:r>
-        </w:hyperlink>
-      </w:r>
-      <w:r>
-        <w:rPr>
-          <w:rFonts w:ascii="Charis SIL Regular" w:hAnsi="Charis SIL Regular" w:eastAsia="Charis SIL Regular"/>
-          <w:b w:val="0"/>
-          <w:i w:val="0"/>
-          <w:color w:val="000000"/>
-          <w:sz w:val="24"/>
-        </w:rPr>
-        <w:t>y the Cultural Herita</w:t>
+        <w:t xml:space="preserve"> by the Cultural Herita</w:t>
       </w:r>
       <w:r>
         <w:rPr>
@@ -1231,13 +1182,21 @@
       </w:r>
       <w:r>
         <w:rPr>
+          <w:u w:val="single" w:color="0000ff"/>
           <w:rFonts w:ascii="Charis SIL Regular" w:hAnsi="Charis SIL Regular" w:eastAsia="Charis SIL Regular"/>
           <w:b w:val="0"/>
           <w:i w:val="0"/>
           <w:color w:val="000000"/>
           <w:sz w:val="24"/>
         </w:rPr>
-        <w:t>Other rele</w:t>
+        <w:hyperlink r:id="rId10" w:history="1">
+          <w:r>
+            <w:rPr>
+              <w:rStyle w:val="Hyperlink"/>
+            </w:rPr>
+            <w:t>Other rele</w:t>
+          </w:r>
+        </w:hyperlink>
       </w:r>
       <w:r>
         <w:rPr>
@@ -2483,7 +2442,7 @@
           <w:sz w:val="24"/>
           <w:u w:val="single"/>
         </w:rPr>
-        <w:hyperlink r:id="rId12" w:history="1">
+        <w:hyperlink r:id="rId13" w:history="1">
           <w:r>
             <w:rPr>
               <w:rStyle w:val="Hyperlink"/>
@@ -2500,7 +2459,125 @@
           <w:color w:val="000000"/>
           <w:sz w:val="24"/>
         </w:rPr>
-        <w:t xml:space="preserve"> (Dutch only) was created specifically for the National Archives o</w:t>
+        <w:t xml:space="preserve"> (Dutch only) wa</w:t>
+      </w:r>
+      <w:r>
+        <w:rPr>
+          <w:u w:val="single" w:color="0000ff"/>
+          <w:rFonts w:ascii="Charis SIL Regular" w:hAnsi="Charis SIL Regular" w:eastAsia="Charis SIL Regular"/>
+          <w:b w:val="0"/>
+          <w:i w:val="0"/>
+          <w:color w:val="000000"/>
+          <w:sz w:val="24"/>
+        </w:rPr>
+        <w:hyperlink r:id="rId12" w:history="1">
+          <w:r>
+            <w:rPr>
+              <w:rStyle w:val="Hyperlink"/>
+            </w:rPr>
+            <w:t>s c</w:t>
+          </w:r>
+        </w:hyperlink>
+      </w:r>
+      <w:r>
+        <w:rPr>
+          <w:u w:val="single" w:color="0000ff"/>
+          <w:rFonts w:ascii="Charis SIL Regular" w:hAnsi="Charis SIL Regular" w:eastAsia="Charis SIL Regular"/>
+          <w:b w:val="0"/>
+          <w:i w:val="0"/>
+          <w:color w:val="000000"/>
+          <w:sz w:val="24"/>
+        </w:rPr>
+        <w:hyperlink r:id="rId12" w:history="1">
+          <w:r>
+            <w:rPr>
+              <w:rStyle w:val="Hyperlink"/>
+            </w:rPr>
+            <w:t>r</w:t>
+          </w:r>
+        </w:hyperlink>
+      </w:r>
+      <w:r>
+        <w:rPr>
+          <w:u w:val="single" w:color="0000ff"/>
+          <w:rFonts w:ascii="Charis SIL Regular" w:hAnsi="Charis SIL Regular" w:eastAsia="Charis SIL Regular"/>
+          <w:b w:val="0"/>
+          <w:i w:val="0"/>
+          <w:color w:val="000000"/>
+          <w:sz w:val="24"/>
+        </w:rPr>
+        <w:hyperlink r:id="rId12" w:history="1">
+          <w:r>
+            <w:rPr>
+              <w:rStyle w:val="Hyperlink"/>
+            </w:rPr>
+            <w:t>eated s</w:t>
+          </w:r>
+        </w:hyperlink>
+      </w:r>
+      <w:r>
+        <w:rPr>
+          <w:rFonts w:ascii="Charis SIL Regular" w:hAnsi="Charis SIL Regular" w:eastAsia="Charis SIL Regular"/>
+          <w:b w:val="0"/>
+          <w:i w:val="0"/>
+          <w:color w:val="000000"/>
+          <w:sz w:val="24"/>
+        </w:rPr>
+        <w:t>pecifically for the National Ar</w:t>
+      </w:r>
+      <w:r>
+        <w:rPr>
+          <w:u w:val="single" w:color="0000ff"/>
+          <w:rFonts w:ascii="Charis SIL Regular" w:hAnsi="Charis SIL Regular" w:eastAsia="Charis SIL Regular"/>
+          <w:b w:val="0"/>
+          <w:i w:val="0"/>
+          <w:color w:val="000000"/>
+          <w:sz w:val="24"/>
+        </w:rPr>
+        <w:hyperlink r:id="rId13" w:history="1">
+          <w:r>
+            <w:rPr>
+              <w:rStyle w:val="Hyperlink"/>
+            </w:rPr>
+            <w:t>chiv</w:t>
+          </w:r>
+        </w:hyperlink>
+      </w:r>
+      <w:r>
+        <w:rPr>
+          <w:u w:val="single" w:color="0000ff"/>
+          <w:rFonts w:ascii="Charis SIL Regular" w:hAnsi="Charis SIL Regular" w:eastAsia="Charis SIL Regular"/>
+          <w:b w:val="0"/>
+          <w:i w:val="0"/>
+          <w:color w:val="000000"/>
+          <w:sz w:val="24"/>
+        </w:rPr>
+        <w:hyperlink r:id="rId13" w:history="1">
+          <w:r>
+            <w:rPr>
+              <w:rStyle w:val="Hyperlink"/>
+            </w:rPr>
+            <w:t>e</w:t>
+          </w:r>
+        </w:hyperlink>
+      </w:r>
+      <w:r>
+        <w:rPr>
+          <w:u w:val="single" w:color="0000ff"/>
+          <w:rFonts w:ascii="Charis SIL Regular" w:hAnsi="Charis SIL Regular" w:eastAsia="Charis SIL Regular"/>
+          <w:b w:val="0"/>
+          <w:i w:val="0"/>
+          <w:color w:val="000000"/>
+          <w:sz w:val="24"/>
+        </w:rPr>
+        <w:hyperlink r:id="rId13" w:history="1">
+          <w:r>
+            <w:rPr>
+              <w:rStyle w:val="Hyperlink"/>
+            </w:rPr>
+            <w:t>s o</w:t>
+          </w:r>
+        </w:hyperlink>
       </w:r>
       <w:r>
         <w:rPr>
@@ -3145,7 +3222,7 @@
             <w:rPr>
               <w:rStyle w:val="Hyperlink"/>
             </w:rPr>
-            <w:t>significanc</w:t>
+            <w:t>significan</w:t>
           </w:r>
         </w:hyperlink>
       </w:r>
@@ -3156,9 +3233,15 @@
           <w:i/>
           <w:color w:val="0000FF"/>
           <w:sz w:val="24"/>
-          <w:u w:val="single"/>
-        </w:rPr>
-        <w:t>e</w:t>
+        </w:rPr>
+        <w:hyperlink r:id="rId15" w:history="1">
+          <w:r>
+            <w:rPr>
+              <w:rStyle w:val="Hyperlink"/>
+            </w:rPr>
+            <w:t>c</w:t>
+          </w:r>
+        </w:hyperlink>
       </w:r>
       <w:r>
         <w:rPr>
@@ -3167,9 +3250,247 @@
           <w:i/>
           <w:color w:val="0000FF"/>
           <w:sz w:val="24"/>
+        </w:rPr>
+        <w:t>e</w:t>
+      </w:r>
+      <w:r>
+        <w:rPr>
+          <w:rFonts w:ascii="Charis SIL Italic" w:hAnsi="Charis SIL Italic" w:eastAsia="Charis SIL Italic"/>
+          <w:b w:val="0"/>
+          <w:i/>
+          <w:color w:val="0000FF"/>
+          <w:sz w:val="24"/>
           <w:u w:val="single"/>
         </w:rPr>
         <w:t xml:space="preserve"> </w:t>
+      </w:r>
+      <w:r>
+        <w:rPr>
+          <w:rFonts w:ascii="Charis SIL Italic" w:hAnsi="Charis SIL Italic" w:eastAsia="Charis SIL Italic"/>
+          <w:b w:val="0"/>
+          <w:i/>
+          <w:color w:val="0000FF"/>
+          <w:sz w:val="24"/>
+          <w:u w:val="single"/>
+        </w:rPr>
+        <w:hyperlink r:id="rId15" w:history="1">
+          <w:r>
+            <w:rPr>
+              <w:rStyle w:val="Hyperlink"/>
+            </w:rPr>
+            <w:t xml:space="preserve">of </w:t>
+          </w:r>
+        </w:hyperlink>
+      </w:r>
+      <w:r>
+        <w:rPr>
+          <w:rFonts w:ascii="Charis SIL Italic" w:hAnsi="Charis SIL Italic" w:eastAsia="Charis SIL Italic"/>
+          <w:b w:val="0"/>
+          <w:i/>
+          <w:color w:val="0000FF"/>
+          <w:sz w:val="24"/>
+          <w:u w:val="single"/>
+        </w:rPr>
+        <w:hyperlink r:id="rId15" w:history="1">
+          <w:r>
+            <w:rPr>
+              <w:rStyle w:val="Hyperlink"/>
+            </w:rPr>
+            <w:t>cultural</w:t>
+          </w:r>
+        </w:hyperlink>
+      </w:r>
+      <w:r>
+        <w:rPr>
+          <w:rFonts w:ascii="Charis SIL Italic" w:hAnsi="Charis SIL Italic" w:eastAsia="Charis SIL Italic"/>
+          <w:b w:val="0"/>
+          <w:i/>
+          <w:color w:val="0000FF"/>
+          <w:sz w:val="24"/>
+          <w:u w:val="single"/>
+        </w:rPr>
+        <w:t xml:space="preserve"> </w:t>
+      </w:r>
+      <w:r>
+        <w:rPr>
+          <w:rFonts w:ascii="Charis SIL Italic" w:hAnsi="Charis SIL Italic" w:eastAsia="Charis SIL Italic"/>
+          <w:b w:val="0"/>
+          <w:i/>
+          <w:color w:val="0000FF"/>
+          <w:sz w:val="24"/>
+          <w:u w:val="single"/>
+        </w:rPr>
+        <w:hyperlink r:id="rId15" w:history="1">
+          <w:r>
+            <w:rPr>
+              <w:rStyle w:val="Hyperlink"/>
+            </w:rPr>
+            <w:t>objects</w:t>
+          </w:r>
+        </w:hyperlink>
+      </w:r>
+      <w:r>
+        <w:rPr>
+          <w:rFonts w:ascii="Charis SIL Italic" w:hAnsi="Charis SIL Italic" w:eastAsia="Charis SIL Italic"/>
+          <w:b w:val="0"/>
+          <w:i/>
+          <w:color w:val="0000FF"/>
+          <w:sz w:val="24"/>
+          <w:u w:val="single"/>
+        </w:rPr>
+        <w:t xml:space="preserve"> </w:t>
+      </w:r>
+      <w:r>
+        <w:rPr>
+          <w:rFonts w:ascii="Charis SIL Italic" w:hAnsi="Charis SIL Italic" w:eastAsia="Charis SIL Italic"/>
+          <w:b w:val="0"/>
+          <w:i/>
+          <w:color w:val="0000FF"/>
+          <w:sz w:val="24"/>
+          <w:u w:val="single"/>
+        </w:rPr>
+        <w:hyperlink r:id="rId15" w:history="1">
+          <w:r>
+            <w:rPr>
+              <w:rStyle w:val="Hyperlink"/>
+            </w:rPr>
+            <w:t>and</w:t>
+          </w:r>
+        </w:hyperlink>
+      </w:r>
+      <w:r>
+        <w:rPr>
+          <w:rFonts w:ascii="Charis SIL Italic" w:hAnsi="Charis SIL Italic" w:eastAsia="Charis SIL Italic"/>
+          <w:b w:val="0"/>
+          <w:i/>
+          <w:color w:val="0000FF"/>
+          <w:sz w:val="24"/>
+          <w:u w:val="single"/>
+        </w:rPr>
+        <w:t xml:space="preserve"> </w:t>
+      </w:r>
+      <w:r>
+        <w:rPr>
+          <w:rFonts w:ascii="Charis SIL Italic" w:hAnsi="Charis SIL Italic" w:eastAsia="Charis SIL Italic"/>
+          <w:b w:val="0"/>
+          <w:i/>
+          <w:color w:val="0000FF"/>
+          <w:sz w:val="24"/>
+          <w:u w:val="single"/>
+        </w:rPr>
+        <w:hyperlink r:id="rId15" w:history="1">
+          <w:r>
+            <w:rPr>
+              <w:rStyle w:val="Hyperlink"/>
+            </w:rPr>
+            <w:t>collections</w:t>
+          </w:r>
+        </w:hyperlink>
+      </w:r>
+      <w:r>
+        <w:rPr>
+          <w:rFonts w:ascii="Charis SIL Italic" w:hAnsi="Charis SIL Italic" w:eastAsia="Charis SIL Italic"/>
+          <w:b w:val="0"/>
+          <w:i/>
+          <w:color w:val="0000FF"/>
+          <w:sz w:val="24"/>
+          <w:u w:val="single"/>
+        </w:rPr>
+        <w:t xml:space="preserve"> </w:t>
+      </w:r>
+      <w:r>
+        <w:rPr>
+          <w:rFonts w:ascii="Charis SIL Italic" w:hAnsi="Charis SIL Italic" w:eastAsia="Charis SIL Italic"/>
+          <w:b w:val="0"/>
+          <w:i/>
+          <w:color w:val="0000FF"/>
+          <w:sz w:val="24"/>
+          <w:u w:val="single"/>
+        </w:rPr>
+        <w:hyperlink r:id="rId15" w:history="1">
+          <w:r>
+            <w:rPr>
+              <w:rStyle w:val="Hyperlink"/>
+            </w:rPr>
+            <w:t>acqui</w:t>
+          </w:r>
+        </w:hyperlink>
+      </w:r>
+      <w:r>
+        <w:rPr>
+          <w:rFonts w:ascii="Charis SIL Italic" w:hAnsi="Charis SIL Italic" w:eastAsia="Charis SIL Italic"/>
+          <w:b w:val="0"/>
+          <w:i/>
+          <w:color w:val="0000FF"/>
+          <w:sz w:val="24"/>
+          <w:u w:val="single"/>
+        </w:rPr>
+        <w:hyperlink r:id="rId15" w:history="1">
+          <w:r>
+            <w:rPr>
+              <w:rStyle w:val="Hyperlink"/>
+            </w:rPr>
+            <w:t>red</w:t>
+          </w:r>
+        </w:hyperlink>
+      </w:r>
+      <w:r>
+        <w:rPr>
+          <w:rFonts w:ascii="Charis SIL Italic" w:hAnsi="Charis SIL Italic" w:eastAsia="Charis SIL Italic"/>
+          <w:b w:val="0"/>
+          <w:i/>
+          <w:color w:val="0000FF"/>
+          <w:sz w:val="24"/>
+          <w:u w:val="single"/>
+        </w:rPr>
+        <w:t xml:space="preserve"> </w:t>
+      </w:r>
+      <w:r>
+        <w:rPr>
+          <w:rFonts w:ascii="Charis SIL Italic" w:hAnsi="Charis SIL Italic" w:eastAsia="Charis SIL Italic"/>
+          <w:b w:val="0"/>
+          <w:i/>
+          <w:color w:val="0000FF"/>
+          <w:sz w:val="24"/>
+          <w:u w:val="single"/>
+        </w:rPr>
+        <w:hyperlink r:id="rId15" w:history="1">
+          <w:r>
+            <w:rPr>
+              <w:rStyle w:val="Hyperlink"/>
+            </w:rPr>
+            <w:t>in</w:t>
+          </w:r>
+        </w:hyperlink>
+      </w:r>
+      <w:r>
+        <w:rPr>
+          <w:rFonts w:ascii="Charis SIL Italic" w:hAnsi="Charis SIL Italic" w:eastAsia="Charis SIL Italic"/>
+          <w:b w:val="0"/>
+          <w:i/>
+          <w:color w:val="0000FF"/>
+          <w:sz w:val="24"/>
+          <w:u w:val="single"/>
+        </w:rPr>
+        <w:t xml:space="preserve"> </w:t>
+      </w:r>
+      <w:r>
+        <w:rPr>
+          <w:rFonts w:ascii="Charis SIL Italic" w:hAnsi="Charis SIL Italic" w:eastAsia="Charis SIL Italic"/>
+          <w:b w:val="0"/>
+          <w:i/>
+          <w:color w:val="0000FF"/>
+          <w:sz w:val="24"/>
+          <w:u w:val="single"/>
+        </w:rPr>
+        <w:hyperlink r:id="rId15" w:history="1">
+          <w:r>
+            <w:rPr>
+              <w:rStyle w:val="Hyperlink"/>
+            </w:rPr>
+            <w:t>col</w:t>
+          </w:r>
+        </w:hyperlink>
       </w:r>
       <w:r>
         <w:rPr>
@@ -3196,244 +3517,6 @@
           <w:i/>
           <w:color w:val="0000FF"/>
           <w:sz w:val="24"/>
-        </w:rPr>
-        <w:t xml:space="preserve">f </w:t>
-      </w:r>
-      <w:r>
-        <w:rPr>
-          <w:rFonts w:ascii="Charis SIL Italic" w:hAnsi="Charis SIL Italic" w:eastAsia="Charis SIL Italic"/>
-          <w:b w:val="0"/>
-          <w:i/>
-          <w:color w:val="0000FF"/>
-          <w:sz w:val="24"/>
-          <w:u w:val="single"/>
-        </w:rPr>
-        <w:hyperlink r:id="rId15" w:history="1">
-          <w:r>
-            <w:rPr>
-              <w:rStyle w:val="Hyperlink"/>
-            </w:rPr>
-            <w:t>cultural</w:t>
-          </w:r>
-        </w:hyperlink>
-      </w:r>
-      <w:r>
-        <w:rPr>
-          <w:rFonts w:ascii="Charis SIL Italic" w:hAnsi="Charis SIL Italic" w:eastAsia="Charis SIL Italic"/>
-          <w:b w:val="0"/>
-          <w:i/>
-          <w:color w:val="0000FF"/>
-          <w:sz w:val="24"/>
-          <w:u w:val="single"/>
-        </w:rPr>
-        <w:t xml:space="preserve"> </w:t>
-      </w:r>
-      <w:r>
-        <w:rPr>
-          <w:rFonts w:ascii="Charis SIL Italic" w:hAnsi="Charis SIL Italic" w:eastAsia="Charis SIL Italic"/>
-          <w:b w:val="0"/>
-          <w:i/>
-          <w:color w:val="0000FF"/>
-          <w:sz w:val="24"/>
-          <w:u w:val="single"/>
-        </w:rPr>
-        <w:hyperlink r:id="rId15" w:history="1">
-          <w:r>
-            <w:rPr>
-              <w:rStyle w:val="Hyperlink"/>
-            </w:rPr>
-            <w:t>objects</w:t>
-          </w:r>
-        </w:hyperlink>
-      </w:r>
-      <w:r>
-        <w:rPr>
-          <w:rFonts w:ascii="Charis SIL Italic" w:hAnsi="Charis SIL Italic" w:eastAsia="Charis SIL Italic"/>
-          <w:b w:val="0"/>
-          <w:i/>
-          <w:color w:val="0000FF"/>
-          <w:sz w:val="24"/>
-          <w:u w:val="single"/>
-        </w:rPr>
-        <w:t xml:space="preserve"> </w:t>
-      </w:r>
-      <w:r>
-        <w:rPr>
-          <w:rFonts w:ascii="Charis SIL Italic" w:hAnsi="Charis SIL Italic" w:eastAsia="Charis SIL Italic"/>
-          <w:b w:val="0"/>
-          <w:i/>
-          <w:color w:val="0000FF"/>
-          <w:sz w:val="24"/>
-          <w:u w:val="single"/>
-        </w:rPr>
-        <w:hyperlink r:id="rId15" w:history="1">
-          <w:r>
-            <w:rPr>
-              <w:rStyle w:val="Hyperlink"/>
-            </w:rPr>
-            <w:t>and</w:t>
-          </w:r>
-        </w:hyperlink>
-      </w:r>
-      <w:r>
-        <w:rPr>
-          <w:rFonts w:ascii="Charis SIL Italic" w:hAnsi="Charis SIL Italic" w:eastAsia="Charis SIL Italic"/>
-          <w:b w:val="0"/>
-          <w:i/>
-          <w:color w:val="0000FF"/>
-          <w:sz w:val="24"/>
-          <w:u w:val="single"/>
-        </w:rPr>
-        <w:t xml:space="preserve"> </w:t>
-      </w:r>
-      <w:r>
-        <w:rPr>
-          <w:rFonts w:ascii="Charis SIL Italic" w:hAnsi="Charis SIL Italic" w:eastAsia="Charis SIL Italic"/>
-          <w:b w:val="0"/>
-          <w:i/>
-          <w:color w:val="0000FF"/>
-          <w:sz w:val="24"/>
-          <w:u w:val="single"/>
-        </w:rPr>
-        <w:hyperlink r:id="rId15" w:history="1">
-          <w:r>
-            <w:rPr>
-              <w:rStyle w:val="Hyperlink"/>
-            </w:rPr>
-            <w:t>collections</w:t>
-          </w:r>
-        </w:hyperlink>
-      </w:r>
-      <w:r>
-        <w:rPr>
-          <w:rFonts w:ascii="Charis SIL Italic" w:hAnsi="Charis SIL Italic" w:eastAsia="Charis SIL Italic"/>
-          <w:b w:val="0"/>
-          <w:i/>
-          <w:color w:val="0000FF"/>
-          <w:sz w:val="24"/>
-          <w:u w:val="single"/>
-        </w:rPr>
-        <w:t xml:space="preserve"> </w:t>
-      </w:r>
-      <w:r>
-        <w:rPr>
-          <w:rFonts w:ascii="Charis SIL Italic" w:hAnsi="Charis SIL Italic" w:eastAsia="Charis SIL Italic"/>
-          <w:b w:val="0"/>
-          <w:i/>
-          <w:color w:val="0000FF"/>
-          <w:sz w:val="24"/>
-          <w:u w:val="single"/>
-        </w:rPr>
-        <w:hyperlink r:id="rId15" w:history="1">
-          <w:r>
-            <w:rPr>
-              <w:rStyle w:val="Hyperlink"/>
-            </w:rPr>
-            <w:t>acqui</w:t>
-          </w:r>
-        </w:hyperlink>
-      </w:r>
-      <w:r>
-        <w:rPr>
-          <w:rFonts w:ascii="Charis SIL Italic" w:hAnsi="Charis SIL Italic" w:eastAsia="Charis SIL Italic"/>
-          <w:b w:val="0"/>
-          <w:i/>
-          <w:color w:val="0000FF"/>
-          <w:sz w:val="24"/>
-          <w:u w:val="single"/>
-        </w:rPr>
-        <w:hyperlink r:id="rId15" w:history="1">
-          <w:r>
-            <w:rPr>
-              <w:rStyle w:val="Hyperlink"/>
-            </w:rPr>
-            <w:t>red</w:t>
-          </w:r>
-        </w:hyperlink>
-      </w:r>
-      <w:r>
-        <w:rPr>
-          <w:rFonts w:ascii="Charis SIL Italic" w:hAnsi="Charis SIL Italic" w:eastAsia="Charis SIL Italic"/>
-          <w:b w:val="0"/>
-          <w:i/>
-          <w:color w:val="0000FF"/>
-          <w:sz w:val="24"/>
-          <w:u w:val="single"/>
-        </w:rPr>
-        <w:t xml:space="preserve"> </w:t>
-      </w:r>
-      <w:r>
-        <w:rPr>
-          <w:rFonts w:ascii="Charis SIL Italic" w:hAnsi="Charis SIL Italic" w:eastAsia="Charis SIL Italic"/>
-          <w:b w:val="0"/>
-          <w:i/>
-          <w:color w:val="0000FF"/>
-          <w:sz w:val="24"/>
-          <w:u w:val="single"/>
-        </w:rPr>
-        <w:hyperlink r:id="rId15" w:history="1">
-          <w:r>
-            <w:rPr>
-              <w:rStyle w:val="Hyperlink"/>
-            </w:rPr>
-            <w:t>in</w:t>
-          </w:r>
-        </w:hyperlink>
-      </w:r>
-      <w:r>
-        <w:rPr>
-          <w:rFonts w:ascii="Charis SIL Italic" w:hAnsi="Charis SIL Italic" w:eastAsia="Charis SIL Italic"/>
-          <w:b w:val="0"/>
-          <w:i/>
-          <w:color w:val="0000FF"/>
-          <w:sz w:val="24"/>
-          <w:u w:val="single"/>
-        </w:rPr>
-        <w:t xml:space="preserve"> </w:t>
-      </w:r>
-      <w:r>
-        <w:rPr>
-          <w:rFonts w:ascii="Charis SIL Italic" w:hAnsi="Charis SIL Italic" w:eastAsia="Charis SIL Italic"/>
-          <w:b w:val="0"/>
-          <w:i/>
-          <w:color w:val="0000FF"/>
-          <w:sz w:val="24"/>
-          <w:u w:val="single"/>
-        </w:rPr>
-        <w:hyperlink r:id="rId15" w:history="1">
-          <w:r>
-            <w:rPr>
-              <w:rStyle w:val="Hyperlink"/>
-            </w:rPr>
-            <w:t>col</w:t>
-          </w:r>
-        </w:hyperlink>
-      </w:r>
-      <w:r>
-        <w:rPr>
-          <w:rFonts w:ascii="Charis SIL Italic" w:hAnsi="Charis SIL Italic" w:eastAsia="Charis SIL Italic"/>
-          <w:b w:val="0"/>
-          <w:i/>
-          <w:color w:val="0000FF"/>
-          <w:sz w:val="24"/>
-          <w:u w:val="single"/>
-        </w:rPr>
-        <w:hyperlink r:id="rId15" w:history="1">
-          <w:r>
-            <w:rPr>
-              <w:rStyle w:val="Hyperlink"/>
-            </w:rPr>
-            <w:t>o</w:t>
-          </w:r>
-        </w:hyperlink>
-      </w:r>
-      <w:r>
-        <w:rPr>
-          <w:rFonts w:ascii="Charis SIL Italic" w:hAnsi="Charis SIL Italic" w:eastAsia="Charis SIL Italic"/>
-          <w:b w:val="0"/>
-          <w:i/>
-          <w:color w:val="0000FF"/>
-          <w:sz w:val="24"/>
           <w:u w:val="single"/>
         </w:rPr>
         <w:hyperlink r:id="rId15" w:history="1">
@@ -3494,13 +3577,103 @@
       </w:r>
       <w:r>
         <w:rPr>
+          <w:u w:val="single" w:color="0000ff"/>
           <w:rFonts w:ascii="Charis SIL Regular" w:hAnsi="Charis SIL Regular" w:eastAsia="Charis SIL Regular"/>
           <w:b w:val="0"/>
           <w:i w:val="0"/>
           <w:color w:val="000000"/>
           <w:sz w:val="24"/>
         </w:rPr>
-        <w:t xml:space="preserve"> (Amsterdam: Rijksmuseum, </w:t>
+        <w:hyperlink r:id="rId15" w:history="1">
+          <w:r>
+            <w:rPr>
+              <w:rStyle w:val="Hyperlink"/>
+            </w:rPr>
+            <w:t xml:space="preserve"> (</w:t>
+          </w:r>
+        </w:hyperlink>
+      </w:r>
+      <w:r>
+        <w:rPr>
+          <w:u w:val="single" w:color="0000ff"/>
+          <w:rFonts w:ascii="Charis SIL Regular" w:hAnsi="Charis SIL Regular" w:eastAsia="Charis SIL Regular"/>
+          <w:b w:val="0"/>
+          <w:i w:val="0"/>
+          <w:color w:val="000000"/>
+          <w:sz w:val="24"/>
+        </w:rPr>
+        <w:hyperlink r:id="rId15" w:history="1">
+          <w:r>
+            <w:rPr>
+              <w:rStyle w:val="Hyperlink"/>
+            </w:rPr>
+            <w:t>Amster</w:t>
+          </w:r>
+        </w:hyperlink>
+      </w:r>
+      <w:r>
+        <w:rPr>
+          <w:u w:val="single" w:color="0000ff"/>
+          <w:rFonts w:ascii="Charis SIL Regular" w:hAnsi="Charis SIL Regular" w:eastAsia="Charis SIL Regular"/>
+          <w:b w:val="0"/>
+          <w:i w:val="0"/>
+          <w:color w:val="000000"/>
+          <w:sz w:val="24"/>
+        </w:rPr>
+        <w:hyperlink r:id="rId15" w:history="1">
+          <w:r>
+            <w:rPr>
+              <w:rStyle w:val="Hyperlink"/>
+            </w:rPr>
+            <w:t>dam</w:t>
+          </w:r>
+        </w:hyperlink>
+      </w:r>
+      <w:r>
+        <w:rPr>
+          <w:u w:val="single" w:color="0000ff"/>
+          <w:rFonts w:ascii="Charis SIL Regular" w:hAnsi="Charis SIL Regular" w:eastAsia="Charis SIL Regular"/>
+          <w:b w:val="0"/>
+          <w:i w:val="0"/>
+          <w:color w:val="000000"/>
+          <w:sz w:val="24"/>
+        </w:rPr>
+        <w:hyperlink r:id="rId15" w:history="1">
+          <w:r>
+            <w:rPr>
+              <w:rStyle w:val="Hyperlink"/>
+            </w:rPr>
+            <w:t>: Rijksmuse</w:t>
+          </w:r>
+        </w:hyperlink>
+      </w:r>
+      <w:r>
+        <w:rPr>
+          <w:u w:val="single" w:color="0000ff"/>
+          <w:rFonts w:ascii="Charis SIL Regular" w:hAnsi="Charis SIL Regular" w:eastAsia="Charis SIL Regular"/>
+          <w:b w:val="0"/>
+          <w:i w:val="0"/>
+          <w:color w:val="000000"/>
+          <w:sz w:val="24"/>
+        </w:rPr>
+        <w:hyperlink r:id="rId15" w:history="1">
+          <w:r>
+            <w:rPr>
+              <w:rStyle w:val="Hyperlink"/>
+            </w:rPr>
+            <w:t>u</w:t>
+          </w:r>
+        </w:hyperlink>
+      </w:r>
+      <w:r>
+        <w:rPr>
+          <w:rFonts w:ascii="Charis SIL Regular" w:hAnsi="Charis SIL Regular" w:eastAsia="Charis SIL Regular"/>
+          <w:b w:val="0"/>
+          <w:i w:val="0"/>
+          <w:color w:val="000000"/>
+          <w:sz w:val="24"/>
+        </w:rPr>
+        <w:t xml:space="preserve">m, </w:t>
       </w:r>
       <w:r>
         <w:rPr>
@@ -4266,34 +4439,7 @@
           <w:color w:val="000000"/>
           <w:sz w:val="24"/>
         </w:rPr>
-        <w:t xml:space="preserve">•  </w:t>
-      </w:r>
-      <w:r>
-        <w:rPr>
-          <w:rFonts w:ascii="Charis SIL Regular" w:hAnsi="Charis SIL Regular" w:eastAsia="Charis SIL Regular"/>
-          <w:b w:val="0"/>
-          <w:i w:val="0"/>
-          <w:color w:val="000000"/>
-          <w:sz w:val="24"/>
-        </w:rPr>
-        <w:hyperlink r:id="rId16" w:history="1">
-          <w:r>
-            <w:rPr>
-              <w:rStyle w:val="Hyperlink"/>
-            </w:rPr>
-            <w:t>Lang, Sa</w:t>
-          </w:r>
-        </w:hyperlink>
-      </w:r>
-      <w:r>
-        <w:rPr>
-          <w:rFonts w:ascii="Charis SIL Regular" w:hAnsi="Charis SIL Regular" w:eastAsia="Charis SIL Regular"/>
-          <w:b w:val="0"/>
-          <w:i w:val="0"/>
-          <w:color w:val="000000"/>
-          <w:sz w:val="24"/>
-        </w:rPr>
-        <w:t xml:space="preserve">bine (ed.), </w:t>
+        <w:t xml:space="preserve">•  Lang, Sabine (ed.), </w:t>
       </w:r>
       <w:r>
         <w:rPr>
@@ -4571,7 +4717,126 @@
           <w:color w:val="000000"/>
           <w:sz w:val="24"/>
         </w:rPr>
-        <w:t>. 2nd Edition (German Museums Association, 2019</w:t>
+        <w:t>. 2nd Editio</w:t>
+      </w:r>
+      <w:r>
+        <w:rPr>
+          <w:u w:val="single" w:color="0000ff"/>
+          <w:rFonts w:ascii="Charis SIL Regular" w:hAnsi="Charis SIL Regular" w:eastAsia="Charis SIL Regular"/>
+          <w:b w:val="0"/>
+          <w:i w:val="0"/>
+          <w:color w:val="000000"/>
+          <w:sz w:val="24"/>
+        </w:rPr>
+        <w:hyperlink r:id="rId17" w:history="1">
+          <w:r>
+            <w:rPr>
+              <w:rStyle w:val="Hyperlink"/>
+            </w:rPr>
+            <w:t>n (Germa</w:t>
+          </w:r>
+        </w:hyperlink>
+      </w:r>
+      <w:r>
+        <w:rPr>
+          <w:u w:val="single" w:color="0000ff"/>
+          <w:rFonts w:ascii="Charis SIL Regular" w:hAnsi="Charis SIL Regular" w:eastAsia="Charis SIL Regular"/>
+          <w:b w:val="0"/>
+          <w:i w:val="0"/>
+          <w:color w:val="000000"/>
+          <w:sz w:val="24"/>
+        </w:rPr>
+        <w:hyperlink r:id="rId17" w:history="1">
+          <w:r>
+            <w:rPr>
+              <w:rStyle w:val="Hyperlink"/>
+            </w:rPr>
+            <w:t>n M</w:t>
+          </w:r>
+        </w:hyperlink>
+      </w:r>
+      <w:r>
+        <w:rPr>
+          <w:u w:val="single" w:color="0000ff"/>
+          <w:rFonts w:ascii="Charis SIL Regular" w:hAnsi="Charis SIL Regular" w:eastAsia="Charis SIL Regular"/>
+          <w:b w:val="0"/>
+          <w:i w:val="0"/>
+          <w:color w:val="000000"/>
+          <w:sz w:val="24"/>
+        </w:rPr>
+        <w:hyperlink r:id="rId17" w:history="1">
+          <w:r>
+            <w:rPr>
+              <w:rStyle w:val="Hyperlink"/>
+            </w:rPr>
+            <w:t>useums</w:t>
+          </w:r>
+        </w:hyperlink>
+      </w:r>
+      <w:r>
+        <w:rPr>
+          <w:u w:val="single" w:color="0000ff"/>
+          <w:rFonts w:ascii="Charis SIL Regular" w:hAnsi="Charis SIL Regular" w:eastAsia="Charis SIL Regular"/>
+          <w:b w:val="0"/>
+          <w:i w:val="0"/>
+          <w:color w:val="000000"/>
+          <w:sz w:val="24"/>
+        </w:rPr>
+        <w:t xml:space="preserve"> </w:t>
+      </w:r>
+      <w:r>
+        <w:rPr>
+          <w:u w:val="single" w:color="0000ff"/>
+          <w:rFonts w:ascii="Charis SIL Regular" w:hAnsi="Charis SIL Regular" w:eastAsia="Charis SIL Regular"/>
+          <w:b w:val="0"/>
+          <w:i w:val="0"/>
+          <w:color w:val="000000"/>
+          <w:sz w:val="24"/>
+        </w:rPr>
+        <w:hyperlink r:id="rId17" w:history="1">
+          <w:r>
+            <w:rPr>
+              <w:rStyle w:val="Hyperlink"/>
+            </w:rPr>
+            <w:t>Associatio</w:t>
+          </w:r>
+        </w:hyperlink>
+      </w:r>
+      <w:r>
+        <w:rPr>
+          <w:u w:val="single" w:color="0000ff"/>
+          <w:rFonts w:ascii="Charis SIL Regular" w:hAnsi="Charis SIL Regular" w:eastAsia="Charis SIL Regular"/>
+          <w:b w:val="0"/>
+          <w:i w:val="0"/>
+          <w:color w:val="000000"/>
+          <w:sz w:val="24"/>
+        </w:rPr>
+        <w:hyperlink r:id="rId17" w:history="1">
+          <w:r>
+            <w:rPr>
+              <w:rStyle w:val="Hyperlink"/>
+            </w:rPr>
+            <w:t>n, 20</w:t>
+          </w:r>
+        </w:hyperlink>
+      </w:r>
+      <w:r>
+        <w:rPr>
+          <w:u w:val="single" w:color="0000ff"/>
+          <w:rFonts w:ascii="Charis SIL Regular" w:hAnsi="Charis SIL Regular" w:eastAsia="Charis SIL Regular"/>
+          <w:b w:val="0"/>
+          <w:i w:val="0"/>
+          <w:color w:val="000000"/>
+          <w:sz w:val="24"/>
+        </w:rPr>
+        <w:hyperlink r:id="rId17" w:history="1">
+          <w:r>
+            <w:rPr>
+              <w:rStyle w:val="Hyperlink"/>
+            </w:rPr>
+            <w:t>19</w:t>
+          </w:r>
+        </w:hyperlink>
       </w:r>
       <w:r>
         <w:rPr>
